--- a/docs/08-简历/Java工程师-钟永国-修改版.docx
+++ b/docs/08-简历/Java工程师-钟永国-修改版.docx
@@ -140,11 +140,22 @@
           <w:sz w:val="21"/>
           <w:szCs w:val="21"/>
         </w:rPr>
-        <w:t>姓名：</w:t>
-      </w:r>
+        <w:t>姓名</w:t>
+      </w:r>
+      <w:proofErr w:type="gramStart"/>
       <w:r>
         <w:rPr>
           <w:rFonts w:ascii="宋体" w:eastAsia="宋体" w:hAnsi="宋体" w:cs="宋体" w:hint="eastAsia"/>
+          <w:b/>
+          <w:bCs/>
+          <w:sz w:val="21"/>
+          <w:szCs w:val="21"/>
+        </w:rPr>
+        <w:t>：</w:t>
+      </w:r>
+      <w:r>
+        <w:rPr>
+          <w:rFonts w:ascii="宋体" w:eastAsia="宋体" w:hAnsi="宋体" w:cs="宋体" w:hint="eastAsia"/>
           <w:sz w:val="21"/>
           <w:szCs w:val="21"/>
         </w:rPr>
@@ -160,6 +171,7 @@
         </w:rPr>
         <w:t xml:space="preserve">  钟永国</w:t>
       </w:r>
+      <w:proofErr w:type="gramEnd"/>
       <w:r>
         <w:rPr>
           <w:rFonts w:ascii="宋体" w:eastAsia="宋体" w:hAnsi="宋体" w:cs="宋体" w:hint="eastAsia"/>
@@ -212,6 +224,7 @@
         </w:rPr>
         <w:t>年龄</w:t>
       </w:r>
+      <w:proofErr w:type="gramStart"/>
       <w:r>
         <w:rPr>
           <w:rFonts w:ascii="宋体" w:eastAsia="宋体" w:hAnsi="宋体" w:cs="宋体" w:hint="eastAsia"/>
@@ -244,6 +257,7 @@
         </w:rPr>
         <w:t>1</w:t>
       </w:r>
+      <w:proofErr w:type="gramEnd"/>
       <w:r>
         <w:rPr>
           <w:rFonts w:ascii="宋体" w:eastAsia="宋体" w:hAnsi="宋体" w:cs="宋体" w:hint="eastAsia"/>
@@ -275,11 +289,22 @@
           <w:sz w:val="21"/>
           <w:szCs w:val="21"/>
         </w:rPr>
-        <w:t>籍贯：</w:t>
-      </w:r>
+        <w:t>籍贯</w:t>
+      </w:r>
+      <w:proofErr w:type="gramStart"/>
       <w:r>
         <w:rPr>
           <w:rFonts w:ascii="宋体" w:eastAsia="宋体" w:hAnsi="宋体" w:cs="宋体" w:hint="eastAsia"/>
+          <w:b/>
+          <w:bCs/>
+          <w:sz w:val="21"/>
+          <w:szCs w:val="21"/>
+        </w:rPr>
+        <w:t>：</w:t>
+      </w:r>
+      <w:r>
+        <w:rPr>
+          <w:rFonts w:ascii="宋体" w:eastAsia="宋体" w:hAnsi="宋体" w:cs="宋体" w:hint="eastAsia"/>
           <w:sz w:val="21"/>
           <w:szCs w:val="21"/>
         </w:rPr>
@@ -333,8 +358,9 @@
           <w:sz w:val="21"/>
           <w:szCs w:val="21"/>
         </w:rPr>
-        <w:t xml:space="preserve"> 现居住地：</w:t>
-      </w:r>
+        <w:t xml:space="preserve"> 现</w:t>
+      </w:r>
+      <w:proofErr w:type="gramEnd"/>
       <w:r>
         <w:rPr>
           <w:rFonts w:ascii="宋体" w:eastAsia="宋体" w:hAnsi="宋体" w:cs="宋体" w:hint="eastAsia"/>
@@ -343,8 +369,30 @@
           <w:sz w:val="21"/>
           <w:szCs w:val="21"/>
         </w:rPr>
+        <w:t>居住地</w:t>
+      </w:r>
+      <w:proofErr w:type="gramStart"/>
+      <w:r>
+        <w:rPr>
+          <w:rFonts w:ascii="宋体" w:eastAsia="宋体" w:hAnsi="宋体" w:cs="宋体" w:hint="eastAsia"/>
+          <w:b/>
+          <w:bCs/>
+          <w:sz w:val="21"/>
+          <w:szCs w:val="21"/>
+        </w:rPr>
+        <w:t>：</w:t>
+      </w:r>
+      <w:r>
+        <w:rPr>
+          <w:rFonts w:ascii="宋体" w:eastAsia="宋体" w:hAnsi="宋体" w:cs="宋体" w:hint="eastAsia"/>
+          <w:b/>
+          <w:bCs/>
+          <w:sz w:val="21"/>
+          <w:szCs w:val="21"/>
+        </w:rPr>
         <w:t xml:space="preserve"> 深圳市</w:t>
       </w:r>
+      <w:proofErr w:type="gramEnd"/>
       <w:r>
         <w:rPr>
           <w:rFonts w:ascii="宋体" w:eastAsia="宋体" w:hAnsi="宋体" w:cs="宋体" w:hint="eastAsia"/>
@@ -386,8 +434,9 @@
           <w:sz w:val="21"/>
           <w:szCs w:val="21"/>
         </w:rPr>
-        <w:t>电话：</w:t>
-      </w:r>
+        <w:t>电话</w:t>
+      </w:r>
+      <w:proofErr w:type="gramStart"/>
       <w:r>
         <w:rPr>
           <w:rFonts w:ascii="宋体" w:eastAsia="宋体" w:hAnsi="宋体" w:cs="宋体" w:hint="eastAsia"/>
@@ -396,6 +445,16 @@
           <w:sz w:val="21"/>
           <w:szCs w:val="21"/>
         </w:rPr>
+        <w:t>：</w:t>
+      </w:r>
+      <w:r>
+        <w:rPr>
+          <w:rFonts w:ascii="宋体" w:eastAsia="宋体" w:hAnsi="宋体" w:cs="宋体" w:hint="eastAsia"/>
+          <w:b/>
+          <w:bCs/>
+          <w:sz w:val="21"/>
+          <w:szCs w:val="21"/>
+        </w:rPr>
         <w:t xml:space="preserve"> 19987671567                </w:t>
       </w:r>
       <w:r>
@@ -416,6 +475,7 @@
         </w:rPr>
         <w:t xml:space="preserve"> </w:t>
       </w:r>
+      <w:proofErr w:type="gramEnd"/>
       <w:r>
         <w:rPr>
           <w:rFonts w:ascii="宋体" w:eastAsia="宋体" w:hAnsi="宋体" w:cs="宋体" w:hint="eastAsia"/>
@@ -426,19 +486,32 @@
         </w:rPr>
         <w:t>邮箱</w:t>
       </w:r>
-      <w:hyperlink r:id="rId6" w:history="1">
-        <w:r>
-          <w:rPr>
-            <w:rStyle w:val="a4"/>
-            <w:rFonts w:ascii="宋体" w:eastAsia="宋体" w:hAnsi="宋体" w:cs="宋体" w:hint="eastAsia"/>
-            <w:b/>
-            <w:bCs/>
-            <w:sz w:val="21"/>
-            <w:szCs w:val="21"/>
-          </w:rPr>
-          <w:t>19987671567@163.com</w:t>
-        </w:r>
-      </w:hyperlink>
+      <w:r>
+        <w:fldChar w:fldCharType="begin"/>
+      </w:r>
+      <w:r>
+        <w:instrText>HYPERLINK "mailto:19987671567@163.com"</w:instrText>
+      </w:r>
+      <w:r>
+        <w:rPr>
+          <w:rFonts w:hint="eastAsia"/>
+        </w:rPr>
+        <w:fldChar w:fldCharType="separate"/>
+      </w:r>
+      <w:r>
+        <w:rPr>
+          <w:rStyle w:val="a4"/>
+          <w:rFonts w:ascii="宋体" w:eastAsia="宋体" w:hAnsi="宋体" w:cs="宋体" w:hint="eastAsia"/>
+          <w:b/>
+          <w:bCs/>
+          <w:sz w:val="21"/>
+          <w:szCs w:val="21"/>
+        </w:rPr>
+        <w:t>19987671567@163.com</w:t>
+      </w:r>
+      <w:r>
+        <w:fldChar w:fldCharType="end"/>
+      </w:r>
     </w:p>
     <w:p>
       <w:pPr>
@@ -470,11 +543,22 @@
           <w:sz w:val="21"/>
           <w:szCs w:val="21"/>
         </w:rPr>
-        <w:t xml:space="preserve">西北民族大学 </w:t>
-      </w:r>
+        <w:t>西北民族</w:t>
+      </w:r>
+      <w:proofErr w:type="gramStart"/>
       <w:r>
         <w:rPr>
           <w:rFonts w:ascii="宋体" w:eastAsia="宋体" w:hAnsi="宋体" w:cs="宋体" w:hint="eastAsia"/>
+          <w:b/>
+          <w:bCs/>
+          <w:sz w:val="21"/>
+          <w:szCs w:val="21"/>
+        </w:rPr>
+        <w:t xml:space="preserve">大学 </w:t>
+      </w:r>
+      <w:r>
+        <w:rPr>
+          <w:rFonts w:ascii="宋体" w:eastAsia="宋体" w:hAnsi="宋体" w:cs="宋体" w:hint="eastAsia"/>
           <w:sz w:val="21"/>
           <w:szCs w:val="21"/>
         </w:rPr>
@@ -508,11 +592,33 @@
           <w:sz w:val="21"/>
           <w:szCs w:val="21"/>
         </w:rPr>
-        <w:t>毕业时间：</w:t>
-      </w:r>
+        <w:t>毕业</w:t>
+      </w:r>
+      <w:proofErr w:type="gramEnd"/>
       <w:r>
         <w:rPr>
           <w:rFonts w:ascii="宋体" w:eastAsia="宋体" w:hAnsi="宋体" w:cs="宋体" w:hint="eastAsia"/>
+          <w:b/>
+          <w:bCs/>
+          <w:sz w:val="21"/>
+          <w:szCs w:val="21"/>
+        </w:rPr>
+        <w:t>时间</w:t>
+      </w:r>
+      <w:proofErr w:type="gramStart"/>
+      <w:r>
+        <w:rPr>
+          <w:rFonts w:ascii="宋体" w:eastAsia="宋体" w:hAnsi="宋体" w:cs="宋体" w:hint="eastAsia"/>
+          <w:b/>
+          <w:bCs/>
+          <w:sz w:val="21"/>
+          <w:szCs w:val="21"/>
+        </w:rPr>
+        <w:t>：</w:t>
+      </w:r>
+      <w:r>
+        <w:rPr>
+          <w:rFonts w:ascii="宋体" w:eastAsia="宋体" w:hAnsi="宋体" w:cs="宋体" w:hint="eastAsia"/>
           <w:sz w:val="21"/>
           <w:szCs w:val="21"/>
         </w:rPr>
@@ -526,7 +632,18 @@
           <w:sz w:val="21"/>
           <w:szCs w:val="21"/>
         </w:rPr>
-        <w:t xml:space="preserve">2018.06 </w:t>
+        <w:t>2018.06</w:t>
+      </w:r>
+      <w:proofErr w:type="gramEnd"/>
+      <w:r>
+        <w:rPr>
+          <w:rFonts w:ascii="宋体" w:eastAsia="宋体" w:hAnsi="宋体" w:cs="宋体" w:hint="eastAsia"/>
+          <w:b/>
+          <w:bCs/>
+          <w:sz w:val="21"/>
+          <w:szCs w:val="21"/>
+        </w:rPr>
+        <w:t xml:space="preserve"> </w:t>
       </w:r>
     </w:p>
     <w:p>
@@ -665,7 +782,25 @@
           <w:sz w:val="21"/>
           <w:szCs w:val="21"/>
         </w:rPr>
-        <w:t>熟悉Spring Cloud Alibaba微服务生态（Nacos/Sentinel/Gateway），具备Vue3 + TypeScript前端开发能力，能独立完成全栈项目交付。熟悉Docker容器化部署与Linux运维，有DevOps实践经验。</w:t>
+        <w:t>熟悉Spring Cloud Alibaba微服务生态（</w:t>
+      </w:r>
+      <w:proofErr w:type="spellStart"/>
+      <w:r>
+        <w:rPr>
+          <w:rFonts w:ascii="微软雅黑" w:eastAsia="微软雅黑" w:hAnsi="微软雅黑"/>
+          <w:sz w:val="21"/>
+          <w:szCs w:val="21"/>
+        </w:rPr>
+        <w:t>Nacos</w:t>
+      </w:r>
+      <w:proofErr w:type="spellEnd"/>
+      <w:r>
+        <w:rPr>
+          <w:rFonts w:ascii="微软雅黑" w:eastAsia="微软雅黑" w:hAnsi="微软雅黑"/>
+          <w:sz w:val="21"/>
+          <w:szCs w:val="21"/>
+        </w:rPr>
+        <w:t>/Sentinel/Gateway），具备Vue3 + TypeScript前端开发能力，能独立完成全栈项目交付。熟悉Docker容器化部署与Linux运维，有DevOps实践经验。</w:t>
       </w:r>
     </w:p>
     <w:p>
@@ -770,8 +905,36 @@
           <w:sz w:val="21"/>
           <w:szCs w:val="21"/>
         </w:rPr>
-        <w:t>Java / Golang / Python / Lua / SQL / Spring Boot / Spring MVC / MyBatis-Plus / Spring Cloud (Alibaba)</w:t>
-      </w:r>
+        <w:t xml:space="preserve">Java / Golang / Python / Lua / SQL / Spring Boot / Spring MVC / </w:t>
+      </w:r>
+      <w:proofErr w:type="spellStart"/>
+      <w:r>
+        <w:rPr>
+          <w:rFonts w:ascii="微软雅黑" w:eastAsia="微软雅黑" w:hAnsi="微软雅黑"/>
+          <w:sz w:val="21"/>
+          <w:szCs w:val="21"/>
+        </w:rPr>
+        <w:t>MyBatis</w:t>
+      </w:r>
+      <w:proofErr w:type="spellEnd"/>
+      <w:r>
+        <w:rPr>
+          <w:rFonts w:ascii="微软雅黑" w:eastAsia="微软雅黑" w:hAnsi="微软雅黑"/>
+          <w:sz w:val="21"/>
+          <w:szCs w:val="21"/>
+        </w:rPr>
+        <w:t xml:space="preserve">-Plus / Spring Cloud </w:t>
+      </w:r>
+      <w:proofErr w:type="gramStart"/>
+      <w:r>
+        <w:rPr>
+          <w:rFonts w:ascii="微软雅黑" w:eastAsia="微软雅黑" w:hAnsi="微软雅黑"/>
+          <w:sz w:val="21"/>
+          <w:szCs w:val="21"/>
+        </w:rPr>
+        <w:t>(Alibaba)</w:t>
+      </w:r>
+      <w:proofErr w:type="gramEnd"/>
     </w:p>
     <w:p>
       <w:pPr>
@@ -847,7 +1010,25 @@
           <w:sz w:val="21"/>
           <w:szCs w:val="21"/>
         </w:rPr>
-        <w:t>Vue3 / TypeScript / Element Plus / Tailwind CSS / uni-app / Flowable</w:t>
+        <w:t xml:space="preserve">Vue3 / TypeScript / Element Plus / Tailwind CSS / </w:t>
+      </w:r>
+      <w:proofErr w:type="spellStart"/>
+      <w:r>
+        <w:rPr>
+          <w:rFonts w:ascii="微软雅黑" w:eastAsia="微软雅黑" w:hAnsi="微软雅黑"/>
+          <w:sz w:val="21"/>
+          <w:szCs w:val="21"/>
+        </w:rPr>
+        <w:t>uni</w:t>
+      </w:r>
+      <w:proofErr w:type="spellEnd"/>
+      <w:r>
+        <w:rPr>
+          <w:rFonts w:ascii="微软雅黑" w:eastAsia="微软雅黑" w:hAnsi="微软雅黑"/>
+          <w:sz w:val="21"/>
+          <w:szCs w:val="21"/>
+        </w:rPr>
+        <w:t>-app / Flowable</w:t>
       </w:r>
     </w:p>
     <w:p>
@@ -879,7 +1060,7 @@
       <w:pPr>
         <w:spacing w:before="240" w:after="120"/>
         <w:rPr>
-          <w:rFonts w:ascii="微软雅黑" w:eastAsia="微软雅黑" w:hAnsi="微软雅黑"/>
+          <w:rFonts w:ascii="微软雅黑" w:eastAsia="微软雅黑" w:hAnsi="微软雅黑" w:hint="eastAsia"/>
           <w:b/>
           <w:color w:val="1F4E79"/>
           <w:sz w:val="26"/>
@@ -902,7 +1083,7 @@
       <w:pPr>
         <w:spacing w:before="160" w:after="60"/>
         <w:rPr>
-          <w:rFonts w:ascii="微软雅黑" w:eastAsia="微软雅黑" w:hAnsi="微软雅黑"/>
+          <w:rFonts w:ascii="微软雅黑" w:eastAsia="微软雅黑" w:hAnsi="微软雅黑" w:hint="eastAsia"/>
           <w:b/>
           <w:color w:val="2E5395"/>
           <w:sz w:val="23"/>
@@ -917,7 +1098,7 @@
           <w:sz w:val="23"/>
           <w:szCs w:val="23"/>
         </w:rPr>
-        <w:t>慧博云通科技股份有限公司</w:t>
+        <w:t>1.</w:t>
       </w:r>
       <w:r>
         <w:rPr>
@@ -927,69 +1108,9 @@
           <w:sz w:val="23"/>
           <w:szCs w:val="23"/>
         </w:rPr>
-        <w:t xml:space="preserve"> | Java工程师 | 2026.04 - 至今</w:t>
-      </w:r>
-    </w:p>
-    <w:p>
-      <w:pPr>
-        <w:spacing w:after="80"/>
-        <w:rPr>
-          <w:rFonts w:ascii="微软雅黑" w:eastAsia="微软雅黑" w:hAnsi="微软雅黑"/>
-          <w:sz w:val="21"/>
-          <w:szCs w:val="21"/>
-        </w:rPr>
-      </w:pPr>
-      <w:r>
-        <w:rPr>
-          <w:rFonts w:ascii="微软雅黑" w:eastAsia="微软雅黑" w:hAnsi="微软雅黑"/>
-          <w:b/>
-          <w:sz w:val="21"/>
-          <w:szCs w:val="21"/>
-        </w:rPr>
-        <w:t>核心职责</w:t>
-      </w:r>
-      <w:r>
-        <w:rPr>
-          <w:rFonts w:ascii="微软雅黑" w:eastAsia="微软雅黑" w:hAnsi="微软雅黑"/>
-          <w:b/>
-          <w:bCs/>
-          <w:sz w:val="21"/>
-          <w:szCs w:val="21"/>
-        </w:rPr>
-        <w:t>：</w:t>
-      </w:r>
-      <w:r>
-        <w:rPr>
-          <w:rFonts w:ascii="微软雅黑" w:eastAsia="微软雅黑" w:hAnsi="微软雅黑"/>
-          <w:sz w:val="21"/>
-          <w:szCs w:val="21"/>
-        </w:rPr>
-        <w:t>参与中信证券一体化运营平台开发，负责 BOP 业务管控模块的邮件管理与邮件解析，实现邮件自动拉取、附件下载，并基于规则配置从邮件正文及附件中提取结构化数据；同时基于中信证券技术中台进行动态表单开发、流程编排与表单动态绑定等工作</w:t>
-      </w:r>
-      <w:r>
-        <w:rPr>
-          <w:rFonts w:ascii="微软雅黑" w:eastAsia="微软雅黑" w:hAnsi="微软雅黑" w:hint="eastAsia"/>
-          <w:sz w:val="21"/>
-          <w:szCs w:val="21"/>
-        </w:rPr>
-        <w:t>，</w:t>
-      </w:r>
-      <w:r>
-        <w:rPr>
-          <w:rFonts w:ascii="微软雅黑" w:eastAsia="微软雅黑" w:hAnsi="微软雅黑"/>
-          <w:sz w:val="21"/>
-          <w:szCs w:val="21"/>
-        </w:rPr>
-        <w:t>支撑结算中心业务闭环。</w:t>
-      </w:r>
-    </w:p>
-    <w:p>
-      <w:pPr>
-        <w:spacing w:after="80"/>
-        <w:rPr>
-          <w:rFonts w:hint="eastAsia"/>
-        </w:rPr>
-      </w:pPr>
+        <w:t>慧博云通科技股份</w:t>
+      </w:r>
+      <w:proofErr w:type="gramStart"/>
       <w:r>
         <w:rPr>
           <w:rFonts w:ascii="微软雅黑" w:eastAsia="微软雅黑" w:hAnsi="微软雅黑"/>
@@ -998,122 +1119,19 @@
           <w:sz w:val="23"/>
           <w:szCs w:val="23"/>
         </w:rPr>
-        <w:t xml:space="preserve">北京融瑞鑫企业管理咨询有限公司 | Java工程师 &amp; ETL工程师　2024.12 – </w:t>
-      </w:r>
-      <w:r>
-        <w:rPr>
-          <w:rFonts w:ascii="微软雅黑" w:eastAsia="微软雅黑" w:hAnsi="微软雅黑" w:hint="eastAsia"/>
+        <w:t>有限公司</w:t>
+      </w:r>
+      <w:r>
+        <w:rPr>
+          <w:rFonts w:ascii="微软雅黑" w:eastAsia="微软雅黑" w:hAnsi="微软雅黑"/>
           <w:b/>
           <w:color w:val="2E5395"/>
           <w:sz w:val="23"/>
           <w:szCs w:val="23"/>
         </w:rPr>
-        <w:t>2026.03</w:t>
-      </w:r>
-    </w:p>
-    <w:p>
-      <w:pPr>
-        <w:spacing w:after="80"/>
-        <w:rPr>
-          <w:rFonts w:hint="eastAsia"/>
-        </w:rPr>
-      </w:pPr>
-      <w:r>
-        <w:rPr>
-          <w:rFonts w:ascii="微软雅黑" w:eastAsia="微软雅黑" w:hAnsi="微软雅黑"/>
-          <w:b/>
-          <w:sz w:val="21"/>
-          <w:szCs w:val="21"/>
-        </w:rPr>
-        <w:t>核心职责：</w:t>
-      </w:r>
-      <w:r>
-        <w:rPr>
-          <w:rFonts w:ascii="微软雅黑" w:eastAsia="微软雅黑" w:hAnsi="微软雅黑"/>
-          <w:sz w:val="21"/>
-          <w:szCs w:val="21"/>
-        </w:rPr>
-        <w:t>参与富德生命人寿I17新会计准则数据平台建设，负责工作流引擎与数据质量模块的设计与开发。项目需处理直保/再保合同的复杂拆分与计量，数据量达千万级，对准确性与处理能力要求高。</w:t>
-      </w:r>
-    </w:p>
-    <w:p>
-      <w:pPr>
-        <w:spacing w:after="80"/>
-        <w:rPr>
-          <w:rFonts w:ascii="微软雅黑" w:eastAsia="微软雅黑" w:hAnsi="微软雅黑" w:hint="eastAsia"/>
-          <w:b/>
-          <w:sz w:val="21"/>
-          <w:szCs w:val="21"/>
-        </w:rPr>
-      </w:pPr>
-      <w:r>
-        <w:rPr>
-          <w:rFonts w:ascii="微软雅黑" w:eastAsia="微软雅黑" w:hAnsi="微软雅黑"/>
-          <w:b/>
-          <w:sz w:val="21"/>
-          <w:szCs w:val="21"/>
-        </w:rPr>
-        <w:t>主要产出与价值：</w:t>
-      </w:r>
-    </w:p>
-    <w:p>
-      <w:pPr>
-        <w:spacing w:after="80"/>
-        <w:rPr>
-          <w:rFonts w:hint="eastAsia"/>
-        </w:rPr>
-      </w:pPr>
-      <w:r>
-        <w:rPr>
-          <w:rFonts w:ascii="微软雅黑" w:eastAsia="微软雅黑" w:hAnsi="微软雅黑"/>
-          <w:b/>
-          <w:sz w:val="21"/>
-          <w:szCs w:val="21"/>
-        </w:rPr>
-        <w:t>可视化工作流引擎：</w:t>
-      </w:r>
-      <w:r>
-        <w:rPr>
-          <w:rFonts w:ascii="微软雅黑" w:eastAsia="微软雅黑" w:hAnsi="微软雅黑"/>
-          <w:sz w:val="21"/>
-          <w:szCs w:val="21"/>
-        </w:rPr>
-        <w:t>设计支持SQL执行、数据校验、Python脚本、Shell交互的动态节点编排引擎，用于配置合同组拆分、投成计算、模型点映射等ETL逻辑，支撑每日千万级保单数据的核算流程。</w:t>
-      </w:r>
-    </w:p>
-    <w:p>
-      <w:pPr>
-        <w:spacing w:after="80"/>
-        <w:rPr>
-          <w:rFonts w:hint="eastAsia"/>
-        </w:rPr>
-      </w:pPr>
-      <w:r>
-        <w:rPr>
-          <w:rFonts w:ascii="微软雅黑" w:eastAsia="微软雅黑" w:hAnsi="微软雅黑"/>
-          <w:b/>
-          <w:bCs/>
-          <w:sz w:val="21"/>
-          <w:szCs w:val="21"/>
-        </w:rPr>
-        <w:t>数据质量检核：</w:t>
-      </w:r>
-      <w:r>
-        <w:rPr>
-          <w:rFonts w:ascii="微软雅黑" w:eastAsia="微软雅黑" w:hAnsi="微软雅黑"/>
-          <w:sz w:val="21"/>
-          <w:szCs w:val="21"/>
-        </w:rPr>
-        <w:t>在采集、清洗、计量环节植入可配置的检核规则，实现异常数据实时阻断与告警，降低财务核算的数据差错风险。</w:t>
-      </w:r>
-    </w:p>
-    <w:p>
-      <w:pPr>
-        <w:spacing w:before="160" w:after="60"/>
-        <w:rPr>
-          <w:rFonts w:hint="eastAsia"/>
-        </w:rPr>
-      </w:pPr>
+        <w:t xml:space="preserve"> | </w:t>
+      </w:r>
+      <w:proofErr w:type="gramEnd"/>
       <w:r>
         <w:rPr>
           <w:rFonts w:ascii="微软雅黑" w:eastAsia="微软雅黑" w:hAnsi="微软雅黑"/>
@@ -1122,140 +1140,9 @@
           <w:sz w:val="23"/>
           <w:szCs w:val="23"/>
         </w:rPr>
-        <w:t>北京宇信科技集团股份有限公司 | Java后台工程师　2022.03 – 2024.12</w:t>
-      </w:r>
-    </w:p>
-    <w:p>
-      <w:pPr>
-        <w:spacing w:after="80"/>
-        <w:rPr>
-          <w:rFonts w:hint="eastAsia"/>
-        </w:rPr>
-      </w:pPr>
-      <w:r>
-        <w:rPr>
-          <w:rFonts w:ascii="微软雅黑" w:eastAsia="微软雅黑" w:hAnsi="微软雅黑"/>
-          <w:b/>
-          <w:sz w:val="21"/>
-          <w:szCs w:val="21"/>
-        </w:rPr>
-        <w:t>核心职责：</w:t>
-      </w:r>
-      <w:r>
-        <w:rPr>
-          <w:rFonts w:ascii="微软雅黑" w:eastAsia="微软雅黑" w:hAnsi="微软雅黑"/>
-          <w:sz w:val="21"/>
-          <w:szCs w:val="21"/>
-        </w:rPr>
-        <w:t>在南部数据三部，参与平安银行“智慧运营队伍管理平台”与“智慧监管报送系统”的核心模块开发与架构优化。</w:t>
-      </w:r>
-    </w:p>
-    <w:p>
-      <w:pPr>
-        <w:spacing w:after="80"/>
-        <w:rPr>
-          <w:rFonts w:ascii="微软雅黑" w:eastAsia="微软雅黑" w:hAnsi="微软雅黑" w:hint="eastAsia"/>
-          <w:b/>
-          <w:sz w:val="21"/>
-          <w:szCs w:val="21"/>
-        </w:rPr>
-      </w:pPr>
-      <w:r>
-        <w:rPr>
-          <w:rFonts w:ascii="微软雅黑" w:eastAsia="微软雅黑" w:hAnsi="微软雅黑"/>
-          <w:b/>
-          <w:sz w:val="21"/>
-          <w:szCs w:val="21"/>
-        </w:rPr>
-        <w:t>主要产出与价值：</w:t>
-      </w:r>
-    </w:p>
-    <w:p>
-      <w:pPr>
-        <w:spacing w:after="80"/>
-        <w:rPr>
-          <w:rFonts w:ascii="微软雅黑" w:eastAsia="微软雅黑" w:hAnsi="微软雅黑" w:hint="eastAsia"/>
-          <w:sz w:val="21"/>
-          <w:szCs w:val="21"/>
-        </w:rPr>
-      </w:pPr>
-      <w:r>
-        <w:rPr>
-          <w:rFonts w:ascii="微软雅黑" w:eastAsia="微软雅黑" w:hAnsi="微软雅黑"/>
-          <w:sz w:val="21"/>
-          <w:szCs w:val="21"/>
-        </w:rPr>
-        <w:t>独立完成客户之声、知识管理等子系统开发；在监管报送子系统中，通过分库分表与异步解耦提升系统吞吐量与并发处理能力。</w:t>
-      </w:r>
-    </w:p>
-    <w:p>
-      <w:pPr>
-        <w:spacing w:after="80"/>
-        <w:rPr>
-          <w:rFonts w:ascii="微软雅黑" w:eastAsia="微软雅黑" w:hAnsi="微软雅黑" w:hint="eastAsia"/>
-          <w:sz w:val="21"/>
-          <w:szCs w:val="21"/>
-        </w:rPr>
-      </w:pPr>
-      <w:r>
-        <w:rPr>
-          <w:rFonts w:ascii="微软雅黑" w:eastAsia="微软雅黑" w:hAnsi="微软雅黑"/>
-          <w:b/>
-          <w:sz w:val="21"/>
-          <w:szCs w:val="21"/>
-        </w:rPr>
-        <w:t>智慧监管报送系统专项：</w:t>
-      </w:r>
-      <w:r>
-        <w:rPr>
-          <w:rFonts w:ascii="微软雅黑" w:eastAsia="微软雅黑" w:hAnsi="微软雅黑" w:hint="eastAsia"/>
-          <w:sz w:val="21"/>
-          <w:szCs w:val="21"/>
-        </w:rPr>
-        <w:t>针对征信、反洗钱等亿级报送数据，采用ShardingSphere进行水平分库分表，以“机构+时间”为复合分片键，解决单表性能瓶颈。在带机构与时间条件的典型查询场景下，查询效率较单表有显著提升。</w:t>
-      </w:r>
-    </w:p>
-    <w:p>
-      <w:pPr>
-        <w:spacing w:after="80"/>
-        <w:rPr>
-          <w:rFonts w:ascii="微软雅黑" w:eastAsia="微软雅黑" w:hAnsi="微软雅黑" w:hint="eastAsia"/>
-          <w:sz w:val="21"/>
-          <w:szCs w:val="21"/>
-        </w:rPr>
-      </w:pPr>
-      <w:r>
-        <w:rPr>
-          <w:rFonts w:ascii="微软雅黑" w:eastAsia="微软雅黑" w:hAnsi="微软雅黑" w:hint="eastAsia"/>
-          <w:sz w:val="21"/>
-          <w:szCs w:val="21"/>
-        </w:rPr>
-        <w:t>遵循监管安全规范，集成国密SM4对敏感字段进行加密，配合SM2/SM3完成密钥管理与完整性校验。</w:t>
-      </w:r>
-    </w:p>
-    <w:p>
-      <w:pPr>
-        <w:spacing w:after="80"/>
-        <w:rPr>
-          <w:rFonts w:hint="eastAsia"/>
-        </w:rPr>
-      </w:pPr>
-      <w:r>
-        <w:rPr>
-          <w:rFonts w:ascii="微软雅黑" w:eastAsia="微软雅黑" w:hAnsi="微软雅黑" w:hint="eastAsia"/>
-          <w:sz w:val="21"/>
-          <w:szCs w:val="21"/>
-        </w:rPr>
-        <w:t>设计“入库前+报送前+回执后”三层校验机制，结合差错重报流程，保障报送数据的完整性与准确性。</w:t>
-      </w:r>
-    </w:p>
-    <w:p>
-      <w:pPr>
-        <w:spacing w:before="160" w:after="60"/>
-        <w:rPr>
-          <w:rFonts w:hint="eastAsia"/>
-        </w:rPr>
-      </w:pPr>
+        <w:t xml:space="preserve">Java工程师 </w:t>
+      </w:r>
+      <w:proofErr w:type="gramStart"/>
       <w:r>
         <w:rPr>
           <w:rFonts w:ascii="微软雅黑" w:eastAsia="微软雅黑" w:hAnsi="微软雅黑"/>
@@ -1264,79 +1151,9 @@
           <w:sz w:val="23"/>
           <w:szCs w:val="23"/>
         </w:rPr>
-        <w:t>深圳科蓝金信科技发展有限公司 | Java工程师　2020.03 – 2021.12</w:t>
-      </w:r>
-    </w:p>
-    <w:p>
-      <w:pPr>
-        <w:spacing w:after="80"/>
-        <w:rPr>
-          <w:rFonts w:ascii="微软雅黑" w:eastAsia="微软雅黑" w:hAnsi="微软雅黑" w:hint="eastAsia"/>
-          <w:sz w:val="21"/>
-          <w:szCs w:val="21"/>
-        </w:rPr>
-      </w:pPr>
-      <w:r>
-        <w:rPr>
-          <w:rFonts w:ascii="微软雅黑" w:eastAsia="微软雅黑" w:hAnsi="微软雅黑"/>
-          <w:b/>
-          <w:sz w:val="21"/>
-          <w:szCs w:val="21"/>
-        </w:rPr>
-        <w:t>核心职责：</w:t>
-      </w:r>
-      <w:r>
-        <w:rPr>
-          <w:rFonts w:ascii="微软雅黑" w:eastAsia="微软雅黑" w:hAnsi="微软雅黑"/>
-          <w:sz w:val="21"/>
-          <w:szCs w:val="21"/>
-        </w:rPr>
-        <w:t>负责厦门农商银行电子账户改造、湖北金融租赁二代征信查询与报送系统的后端开发。</w:t>
-      </w:r>
-    </w:p>
-    <w:p>
-      <w:pPr>
-        <w:spacing w:after="80"/>
-        <w:rPr>
-          <w:rFonts w:ascii="微软雅黑" w:eastAsia="微软雅黑" w:hAnsi="微软雅黑" w:hint="eastAsia"/>
-          <w:b/>
-          <w:sz w:val="21"/>
-          <w:szCs w:val="21"/>
-        </w:rPr>
-      </w:pPr>
-      <w:r>
-        <w:rPr>
-          <w:rFonts w:ascii="微软雅黑" w:eastAsia="微软雅黑" w:hAnsi="微软雅黑"/>
-          <w:b/>
-          <w:sz w:val="21"/>
-          <w:szCs w:val="21"/>
-        </w:rPr>
-        <w:t>主要产出与价值：</w:t>
-      </w:r>
-    </w:p>
-    <w:p>
-      <w:pPr>
-        <w:spacing w:after="80"/>
-        <w:rPr>
-          <w:rFonts w:hint="eastAsia"/>
-        </w:rPr>
-      </w:pPr>
-      <w:r>
-        <w:rPr>
-          <w:rFonts w:ascii="微软雅黑" w:eastAsia="微软雅黑" w:hAnsi="微软雅黑"/>
-          <w:sz w:val="21"/>
-          <w:szCs w:val="21"/>
-        </w:rPr>
-        <w:t>作为项目负责人，主导二代征信查询系统交付，完成与人行接口的对接与加密传输，满足监管合规要求。设计基于Canal的日志监听方案，实时捕获租赁核心系统数据变更，异步同步至征信前置库，保证数据最终一致性。</w:t>
-      </w:r>
-    </w:p>
-    <w:p>
-      <w:pPr>
-        <w:spacing w:before="160" w:after="60"/>
-        <w:rPr>
-          <w:rFonts w:hint="eastAsia"/>
-        </w:rPr>
-      </w:pPr>
+        <w:t xml:space="preserve">| 2026.04 </w:t>
+      </w:r>
+      <w:proofErr w:type="gramEnd"/>
       <w:r>
         <w:rPr>
           <w:rFonts w:ascii="微软雅黑" w:eastAsia="微软雅黑" w:hAnsi="微软雅黑"/>
@@ -1345,67 +1162,468 @@
           <w:sz w:val="23"/>
           <w:szCs w:val="23"/>
         </w:rPr>
-        <w:lastRenderedPageBreak/>
-        <w:t>贵州弈趣云创科技有限公司 | Java全栈工程师　2018.11 – 2020.03</w:t>
-      </w:r>
-    </w:p>
-    <w:p>
-      <w:pPr>
-        <w:spacing w:after="80"/>
-        <w:rPr>
-          <w:rFonts w:hint="eastAsia"/>
-        </w:rPr>
-      </w:pPr>
-      <w:r>
-        <w:rPr>
-          <w:rFonts w:ascii="微软雅黑" w:eastAsia="微软雅黑" w:hAnsi="微软雅黑"/>
-          <w:b/>
-          <w:sz w:val="21"/>
-          <w:szCs w:val="21"/>
-        </w:rPr>
-        <w:t>核心职责：</w:t>
-      </w:r>
-      <w:r>
-        <w:rPr>
-          <w:rFonts w:ascii="微软雅黑" w:eastAsia="微软雅黑" w:hAnsi="微软雅黑"/>
-          <w:sz w:val="21"/>
-          <w:szCs w:val="21"/>
-        </w:rPr>
-        <w:t>负责定制之家商城平台及贵州财经大学多个院部官网的全栈开发，覆盖需求分析、设计开发到上线运维的完整流程。</w:t>
-      </w:r>
-    </w:p>
-    <w:p>
-      <w:pPr>
-        <w:spacing w:after="80"/>
-        <w:rPr>
-          <w:rFonts w:hint="eastAsia"/>
-        </w:rPr>
-      </w:pPr>
-      <w:r>
-        <w:rPr>
-          <w:rFonts w:ascii="微软雅黑" w:eastAsia="微软雅黑" w:hAnsi="微软雅黑"/>
-          <w:sz w:val="21"/>
-          <w:szCs w:val="21"/>
-        </w:rPr>
-        <w:t>主要产出与价值：</w:t>
-      </w:r>
-    </w:p>
-    <w:p>
-      <w:pPr>
-        <w:spacing w:before="240" w:after="120"/>
+        <w:t>- 至今</w:t>
+      </w:r>
+    </w:p>
+    <w:p>
+      <w:pPr>
+        <w:spacing w:before="160" w:after="60"/>
+        <w:ind w:firstLineChars="200" w:firstLine="420"/>
+        <w:rPr>
+          <w:rFonts w:ascii="微软雅黑" w:eastAsia="微软雅黑" w:hAnsi="微软雅黑"/>
+          <w:sz w:val="21"/>
+          <w:szCs w:val="21"/>
+        </w:rPr>
+      </w:pPr>
+      <w:r>
+        <w:rPr>
+          <w:rFonts w:ascii="微软雅黑" w:eastAsia="微软雅黑" w:hAnsi="微软雅黑"/>
+          <w:sz w:val="21"/>
+          <w:szCs w:val="21"/>
+        </w:rPr>
+        <w:t>参与中信证券一体化运营平台开发，负责BOP邮件管理、技术中台表单等模块。</w:t>
+      </w:r>
+    </w:p>
+    <w:p>
+      <w:pPr>
+        <w:spacing w:before="160" w:after="60"/>
+        <w:rPr>
+          <w:rFonts w:ascii="微软雅黑" w:eastAsia="微软雅黑" w:hAnsi="微软雅黑"/>
+          <w:b/>
+          <w:color w:val="2E5395"/>
+          <w:sz w:val="23"/>
+          <w:szCs w:val="23"/>
+        </w:rPr>
+      </w:pPr>
+      <w:r>
         <w:rPr>
           <w:rFonts w:ascii="微软雅黑" w:eastAsia="微软雅黑" w:hAnsi="微软雅黑" w:hint="eastAsia"/>
-          <w:sz w:val="21"/>
-          <w:szCs w:val="21"/>
-        </w:rPr>
-      </w:pPr>
-      <w:r>
-        <w:rPr>
-          <w:rFonts w:ascii="微软雅黑" w:eastAsia="微软雅黑" w:hAnsi="微软雅黑"/>
-          <w:sz w:val="21"/>
-          <w:szCs w:val="21"/>
-        </w:rPr>
-        <w:t>在商城平台中集成直播流媒体与即时通讯功能，具备从前端到后端的全链路交付能力。</w:t>
+          <w:b/>
+          <w:color w:val="2E5395"/>
+          <w:sz w:val="23"/>
+          <w:szCs w:val="23"/>
+        </w:rPr>
+        <w:t>2</w:t>
+      </w:r>
+      <w:r>
+        <w:rPr>
+          <w:rFonts w:ascii="微软雅黑" w:eastAsia="微软雅黑" w:hAnsi="微软雅黑"/>
+          <w:b/>
+          <w:color w:val="2E5395"/>
+          <w:sz w:val="23"/>
+          <w:szCs w:val="23"/>
+        </w:rPr>
+        <w:t>.</w:t>
+      </w:r>
+      <w:r>
+        <w:rPr>
+          <w:rFonts w:ascii="微软雅黑" w:eastAsia="微软雅黑" w:hAnsi="微软雅黑"/>
+          <w:b/>
+          <w:color w:val="2E5395"/>
+          <w:sz w:val="23"/>
+          <w:szCs w:val="23"/>
+        </w:rPr>
+        <w:t>北京融瑞鑫企业管理咨询</w:t>
+      </w:r>
+      <w:proofErr w:type="gramStart"/>
+      <w:r>
+        <w:rPr>
+          <w:rFonts w:ascii="微软雅黑" w:eastAsia="微软雅黑" w:hAnsi="微软雅黑"/>
+          <w:b/>
+          <w:color w:val="2E5395"/>
+          <w:sz w:val="23"/>
+          <w:szCs w:val="23"/>
+        </w:rPr>
+        <w:t xml:space="preserve">有限公司 | </w:t>
+      </w:r>
+      <w:proofErr w:type="gramEnd"/>
+      <w:r>
+        <w:rPr>
+          <w:rFonts w:ascii="微软雅黑" w:eastAsia="微软雅黑" w:hAnsi="微软雅黑"/>
+          <w:b/>
+          <w:color w:val="2E5395"/>
+          <w:sz w:val="23"/>
+          <w:szCs w:val="23"/>
+        </w:rPr>
+        <w:t>Java工程</w:t>
+      </w:r>
+      <w:proofErr w:type="gramStart"/>
+      <w:r>
+        <w:rPr>
+          <w:rFonts w:ascii="微软雅黑" w:eastAsia="微软雅黑" w:hAnsi="微软雅黑"/>
+          <w:b/>
+          <w:color w:val="2E5395"/>
+          <w:sz w:val="23"/>
+          <w:szCs w:val="23"/>
+        </w:rPr>
+        <w:t xml:space="preserve">师 &amp; </w:t>
+      </w:r>
+      <w:proofErr w:type="gramEnd"/>
+      <w:r>
+        <w:rPr>
+          <w:rFonts w:ascii="微软雅黑" w:eastAsia="微软雅黑" w:hAnsi="微软雅黑"/>
+          <w:b/>
+          <w:color w:val="2E5395"/>
+          <w:sz w:val="23"/>
+          <w:szCs w:val="23"/>
+        </w:rPr>
+        <w:t xml:space="preserve">ETL工程师 </w:t>
+      </w:r>
+      <w:proofErr w:type="gramStart"/>
+      <w:r>
+        <w:rPr>
+          <w:rFonts w:ascii="微软雅黑" w:eastAsia="微软雅黑" w:hAnsi="微软雅黑"/>
+          <w:b/>
+          <w:color w:val="2E5395"/>
+          <w:sz w:val="23"/>
+          <w:szCs w:val="23"/>
+        </w:rPr>
+        <w:t xml:space="preserve">| 2024.12 </w:t>
+      </w:r>
+      <w:proofErr w:type="gramEnd"/>
+      <w:r>
+        <w:rPr>
+          <w:rFonts w:ascii="微软雅黑" w:eastAsia="微软雅黑" w:hAnsi="微软雅黑"/>
+          <w:b/>
+          <w:color w:val="2E5395"/>
+          <w:sz w:val="23"/>
+          <w:szCs w:val="23"/>
+        </w:rPr>
+        <w:t>- 2026.03</w:t>
+      </w:r>
+    </w:p>
+    <w:p>
+      <w:pPr>
+        <w:spacing w:before="160" w:after="60"/>
+        <w:ind w:firstLineChars="200" w:firstLine="420"/>
+        <w:rPr>
+          <w:rFonts w:ascii="微软雅黑" w:eastAsia="微软雅黑" w:hAnsi="微软雅黑"/>
+          <w:sz w:val="21"/>
+          <w:szCs w:val="21"/>
+        </w:rPr>
+      </w:pPr>
+      <w:r>
+        <w:rPr>
+          <w:rFonts w:ascii="微软雅黑" w:eastAsia="微软雅黑" w:hAnsi="微软雅黑"/>
+          <w:sz w:val="21"/>
+          <w:szCs w:val="21"/>
+        </w:rPr>
+        <w:t>参与富德生命人寿I17新会计准则数据平台建设，负责工作流引擎、数据质量等模块。</w:t>
+      </w:r>
+    </w:p>
+    <w:p>
+      <w:pPr>
+        <w:spacing w:before="160" w:after="60"/>
+        <w:rPr>
+          <w:rFonts w:ascii="微软雅黑" w:eastAsia="微软雅黑" w:hAnsi="微软雅黑"/>
+          <w:b/>
+          <w:color w:val="2E5395"/>
+          <w:sz w:val="23"/>
+          <w:szCs w:val="23"/>
+        </w:rPr>
+      </w:pPr>
+      <w:r>
+        <w:rPr>
+          <w:rFonts w:ascii="微软雅黑" w:eastAsia="微软雅黑" w:hAnsi="微软雅黑" w:hint="eastAsia"/>
+          <w:b/>
+          <w:color w:val="2E5395"/>
+          <w:sz w:val="23"/>
+          <w:szCs w:val="23"/>
+        </w:rPr>
+        <w:t>3</w:t>
+      </w:r>
+      <w:r>
+        <w:rPr>
+          <w:rFonts w:ascii="微软雅黑" w:eastAsia="微软雅黑" w:hAnsi="微软雅黑"/>
+          <w:b/>
+          <w:color w:val="2E5395"/>
+          <w:sz w:val="23"/>
+          <w:szCs w:val="23"/>
+        </w:rPr>
+        <w:t>.</w:t>
+      </w:r>
+      <w:r>
+        <w:rPr>
+          <w:rFonts w:ascii="微软雅黑" w:eastAsia="微软雅黑" w:hAnsi="微软雅黑"/>
+          <w:b/>
+          <w:color w:val="2E5395"/>
+          <w:sz w:val="23"/>
+          <w:szCs w:val="23"/>
+        </w:rPr>
+        <w:t>北京宇信科技集团股份</w:t>
+      </w:r>
+      <w:proofErr w:type="gramStart"/>
+      <w:r>
+        <w:rPr>
+          <w:rFonts w:ascii="微软雅黑" w:eastAsia="微软雅黑" w:hAnsi="微软雅黑"/>
+          <w:b/>
+          <w:color w:val="2E5395"/>
+          <w:sz w:val="23"/>
+          <w:szCs w:val="23"/>
+        </w:rPr>
+        <w:t xml:space="preserve">有限公司 | </w:t>
+      </w:r>
+      <w:proofErr w:type="gramEnd"/>
+      <w:r>
+        <w:rPr>
+          <w:rFonts w:ascii="微软雅黑" w:eastAsia="微软雅黑" w:hAnsi="微软雅黑"/>
+          <w:b/>
+          <w:color w:val="2E5395"/>
+          <w:sz w:val="23"/>
+          <w:szCs w:val="23"/>
+        </w:rPr>
+        <w:t xml:space="preserve">Java后台工程师 </w:t>
+      </w:r>
+      <w:proofErr w:type="gramStart"/>
+      <w:r>
+        <w:rPr>
+          <w:rFonts w:ascii="微软雅黑" w:eastAsia="微软雅黑" w:hAnsi="微软雅黑"/>
+          <w:b/>
+          <w:color w:val="2E5395"/>
+          <w:sz w:val="23"/>
+          <w:szCs w:val="23"/>
+        </w:rPr>
+        <w:t xml:space="preserve">| 2022.03 </w:t>
+      </w:r>
+      <w:proofErr w:type="gramEnd"/>
+      <w:r>
+        <w:rPr>
+          <w:rFonts w:ascii="微软雅黑" w:eastAsia="微软雅黑" w:hAnsi="微软雅黑"/>
+          <w:b/>
+          <w:color w:val="2E5395"/>
+          <w:sz w:val="23"/>
+          <w:szCs w:val="23"/>
+        </w:rPr>
+        <w:t>- 2024.12</w:t>
+      </w:r>
+    </w:p>
+    <w:p>
+      <w:pPr>
+        <w:spacing w:before="160" w:after="60"/>
+        <w:ind w:firstLineChars="200" w:firstLine="420"/>
+        <w:rPr>
+          <w:rFonts w:ascii="微软雅黑" w:eastAsia="微软雅黑" w:hAnsi="微软雅黑"/>
+          <w:sz w:val="21"/>
+          <w:szCs w:val="21"/>
+        </w:rPr>
+      </w:pPr>
+      <w:r>
+        <w:rPr>
+          <w:rFonts w:ascii="微软雅黑" w:eastAsia="微软雅黑" w:hAnsi="微软雅黑"/>
+          <w:sz w:val="21"/>
+          <w:szCs w:val="21"/>
+        </w:rPr>
+        <w:t>参与平安银行运营中台与监管报送系统开发，负责企业征信报送、客户风险报送、客户之声、知识管理等子系统模块开发。</w:t>
+      </w:r>
+    </w:p>
+    <w:p>
+      <w:pPr>
+        <w:spacing w:before="160" w:after="60"/>
+        <w:rPr>
+          <w:rFonts w:ascii="微软雅黑" w:eastAsia="微软雅黑" w:hAnsi="微软雅黑"/>
+          <w:b/>
+          <w:color w:val="2E5395"/>
+          <w:sz w:val="23"/>
+          <w:szCs w:val="23"/>
+        </w:rPr>
+      </w:pPr>
+      <w:r>
+        <w:rPr>
+          <w:rFonts w:ascii="微软雅黑" w:eastAsia="微软雅黑" w:hAnsi="微软雅黑" w:hint="eastAsia"/>
+          <w:b/>
+          <w:color w:val="2E5395"/>
+          <w:sz w:val="23"/>
+          <w:szCs w:val="23"/>
+        </w:rPr>
+        <w:t>4</w:t>
+      </w:r>
+      <w:r>
+        <w:rPr>
+          <w:rFonts w:ascii="微软雅黑" w:eastAsia="微软雅黑" w:hAnsi="微软雅黑"/>
+          <w:b/>
+          <w:color w:val="2E5395"/>
+          <w:sz w:val="23"/>
+          <w:szCs w:val="23"/>
+        </w:rPr>
+        <w:t>.</w:t>
+      </w:r>
+      <w:r>
+        <w:rPr>
+          <w:rFonts w:ascii="微软雅黑" w:eastAsia="微软雅黑" w:hAnsi="微软雅黑"/>
+          <w:b/>
+          <w:color w:val="2E5395"/>
+          <w:sz w:val="23"/>
+          <w:szCs w:val="23"/>
+        </w:rPr>
+        <w:t>深圳科蓝金信科技发展</w:t>
+      </w:r>
+      <w:proofErr w:type="gramStart"/>
+      <w:r>
+        <w:rPr>
+          <w:rFonts w:ascii="微软雅黑" w:eastAsia="微软雅黑" w:hAnsi="微软雅黑"/>
+          <w:b/>
+          <w:color w:val="2E5395"/>
+          <w:sz w:val="23"/>
+          <w:szCs w:val="23"/>
+        </w:rPr>
+        <w:t xml:space="preserve">有限公司 | </w:t>
+      </w:r>
+      <w:proofErr w:type="gramEnd"/>
+      <w:r>
+        <w:rPr>
+          <w:rFonts w:ascii="微软雅黑" w:eastAsia="微软雅黑" w:hAnsi="微软雅黑"/>
+          <w:b/>
+          <w:color w:val="2E5395"/>
+          <w:sz w:val="23"/>
+          <w:szCs w:val="23"/>
+        </w:rPr>
+        <w:t xml:space="preserve">Java工程师 </w:t>
+      </w:r>
+      <w:proofErr w:type="gramStart"/>
+      <w:r>
+        <w:rPr>
+          <w:rFonts w:ascii="微软雅黑" w:eastAsia="微软雅黑" w:hAnsi="微软雅黑"/>
+          <w:b/>
+          <w:color w:val="2E5395"/>
+          <w:sz w:val="23"/>
+          <w:szCs w:val="23"/>
+        </w:rPr>
+        <w:t xml:space="preserve">| 2020.03 </w:t>
+      </w:r>
+      <w:proofErr w:type="gramEnd"/>
+      <w:r>
+        <w:rPr>
+          <w:rFonts w:ascii="微软雅黑" w:eastAsia="微软雅黑" w:hAnsi="微软雅黑"/>
+          <w:b/>
+          <w:color w:val="2E5395"/>
+          <w:sz w:val="23"/>
+          <w:szCs w:val="23"/>
+        </w:rPr>
+        <w:t>- 2021.12</w:t>
+      </w:r>
+    </w:p>
+    <w:p>
+      <w:pPr>
+        <w:spacing w:before="160" w:after="60"/>
+        <w:ind w:firstLineChars="200" w:firstLine="420"/>
+        <w:rPr>
+          <w:rFonts w:ascii="微软雅黑" w:eastAsia="微软雅黑" w:hAnsi="微软雅黑"/>
+          <w:sz w:val="21"/>
+          <w:szCs w:val="21"/>
+        </w:rPr>
+      </w:pPr>
+      <w:r>
+        <w:rPr>
+          <w:rFonts w:ascii="微软雅黑" w:eastAsia="微软雅黑" w:hAnsi="微软雅黑"/>
+          <w:sz w:val="21"/>
+          <w:szCs w:val="21"/>
+        </w:rPr>
+        <w:t>参与厦门农商银行e鹭贷·好车贷、湖北金融租赁二代征信查询与报送系统开发，负责好车贷前段流程、征信数据同步等模块。</w:t>
+      </w:r>
+    </w:p>
+    <w:p>
+      <w:pPr>
+        <w:spacing w:before="160" w:after="60"/>
+        <w:rPr>
+          <w:rFonts w:ascii="微软雅黑" w:eastAsia="微软雅黑" w:hAnsi="微软雅黑"/>
+          <w:b/>
+          <w:color w:val="2E5395"/>
+          <w:sz w:val="23"/>
+          <w:szCs w:val="23"/>
+        </w:rPr>
+      </w:pPr>
+      <w:r>
+        <w:rPr>
+          <w:rFonts w:ascii="微软雅黑" w:eastAsia="微软雅黑" w:hAnsi="微软雅黑" w:hint="eastAsia"/>
+          <w:b/>
+          <w:color w:val="2E5395"/>
+          <w:sz w:val="23"/>
+          <w:szCs w:val="23"/>
+        </w:rPr>
+        <w:t>5</w:t>
+      </w:r>
+      <w:r>
+        <w:rPr>
+          <w:rFonts w:ascii="微软雅黑" w:eastAsia="微软雅黑" w:hAnsi="微软雅黑"/>
+          <w:b/>
+          <w:color w:val="2E5395"/>
+          <w:sz w:val="23"/>
+          <w:szCs w:val="23"/>
+        </w:rPr>
+        <w:t>.</w:t>
+      </w:r>
+      <w:r>
+        <w:rPr>
+          <w:rFonts w:ascii="微软雅黑" w:eastAsia="微软雅黑" w:hAnsi="微软雅黑"/>
+          <w:b/>
+          <w:color w:val="2E5395"/>
+          <w:sz w:val="23"/>
+          <w:szCs w:val="23"/>
+        </w:rPr>
+        <w:t>贵州弈趣云创科技</w:t>
+      </w:r>
+      <w:proofErr w:type="gramStart"/>
+      <w:r>
+        <w:rPr>
+          <w:rFonts w:ascii="微软雅黑" w:eastAsia="微软雅黑" w:hAnsi="微软雅黑"/>
+          <w:b/>
+          <w:color w:val="2E5395"/>
+          <w:sz w:val="23"/>
+          <w:szCs w:val="23"/>
+        </w:rPr>
+        <w:t xml:space="preserve">有限公司 | </w:t>
+      </w:r>
+      <w:proofErr w:type="gramEnd"/>
+      <w:r>
+        <w:rPr>
+          <w:rFonts w:ascii="微软雅黑" w:eastAsia="微软雅黑" w:hAnsi="微软雅黑"/>
+          <w:b/>
+          <w:color w:val="2E5395"/>
+          <w:sz w:val="23"/>
+          <w:szCs w:val="23"/>
+        </w:rPr>
+        <w:t xml:space="preserve">Java全栈工程师 </w:t>
+      </w:r>
+      <w:proofErr w:type="gramStart"/>
+      <w:r>
+        <w:rPr>
+          <w:rFonts w:ascii="微软雅黑" w:eastAsia="微软雅黑" w:hAnsi="微软雅黑"/>
+          <w:b/>
+          <w:color w:val="2E5395"/>
+          <w:sz w:val="23"/>
+          <w:szCs w:val="23"/>
+        </w:rPr>
+        <w:t xml:space="preserve">| 2018.11 </w:t>
+      </w:r>
+      <w:proofErr w:type="gramEnd"/>
+      <w:r>
+        <w:rPr>
+          <w:rFonts w:ascii="微软雅黑" w:eastAsia="微软雅黑" w:hAnsi="微软雅黑"/>
+          <w:b/>
+          <w:color w:val="2E5395"/>
+          <w:sz w:val="23"/>
+          <w:szCs w:val="23"/>
+        </w:rPr>
+        <w:t>- 2020.03</w:t>
+      </w:r>
+    </w:p>
+    <w:p>
+      <w:pPr>
+        <w:spacing w:before="160" w:after="60"/>
+        <w:ind w:firstLineChars="200" w:firstLine="420"/>
+        <w:rPr>
+          <w:rFonts w:ascii="微软雅黑" w:eastAsia="微软雅黑" w:hAnsi="微软雅黑" w:hint="eastAsia"/>
+          <w:sz w:val="21"/>
+          <w:szCs w:val="21"/>
+        </w:rPr>
+      </w:pPr>
+      <w:r>
+        <w:rPr>
+          <w:rFonts w:ascii="微软雅黑" w:eastAsia="微软雅黑" w:hAnsi="微软雅黑"/>
+          <w:sz w:val="21"/>
+          <w:szCs w:val="21"/>
+        </w:rPr>
+        <w:t>参与定制之家商城平台及贵州财经大学多个院部官网开发，负责直播流媒体、即时通讯等模块。</w:t>
       </w:r>
     </w:p>
     <w:p>
@@ -1429,6 +1647,7 @@
     <w:p>
       <w:pPr>
         <w:spacing w:after="80"/>
+        <w:ind w:firstLineChars="200" w:firstLine="420"/>
         <w:rPr>
           <w:rFonts w:hint="eastAsia"/>
         </w:rPr>
@@ -1457,18 +1676,20 @@
           <w:sz w:val="23"/>
           <w:szCs w:val="23"/>
         </w:rPr>
-        <w:t xml:space="preserve">1. 旭林知行 — AI驱动的求职面试与学习成长平台（个人独立项目 · </w:t>
-      </w:r>
-      <w:r>
-        <w:rPr>
-          <w:rFonts w:ascii="微软雅黑" w:eastAsia="微软雅黑" w:hAnsi="微软雅黑" w:hint="eastAsia"/>
+        <w:t>1</w:t>
+      </w:r>
+      <w:proofErr w:type="gramStart"/>
+      <w:r>
+        <w:rPr>
+          <w:rFonts w:ascii="微软雅黑" w:eastAsia="微软雅黑" w:hAnsi="微软雅黑"/>
           <w:b/>
           <w:color w:val="2E5395"/>
           <w:sz w:val="23"/>
           <w:szCs w:val="23"/>
         </w:rPr>
-        <w:t>学习</w:t>
-      </w:r>
+        <w:t>. 旭</w:t>
+      </w:r>
+      <w:proofErr w:type="gramEnd"/>
       <w:r>
         <w:rPr>
           <w:rFonts w:ascii="微软雅黑" w:eastAsia="微软雅黑" w:hAnsi="微软雅黑"/>
@@ -1477,6 +1698,38 @@
           <w:sz w:val="23"/>
           <w:szCs w:val="23"/>
         </w:rPr>
+        <w:t>林知行 — AI驱动的求职面试与学习成长平台（个人独立</w:t>
+      </w:r>
+      <w:proofErr w:type="gramStart"/>
+      <w:r>
+        <w:rPr>
+          <w:rFonts w:ascii="微软雅黑" w:eastAsia="微软雅黑" w:hAnsi="微软雅黑"/>
+          <w:b/>
+          <w:color w:val="2E5395"/>
+          <w:sz w:val="23"/>
+          <w:szCs w:val="23"/>
+        </w:rPr>
+        <w:t xml:space="preserve">项目 · </w:t>
+      </w:r>
+      <w:proofErr w:type="gramEnd"/>
+      <w:r>
+        <w:rPr>
+          <w:rFonts w:ascii="微软雅黑" w:eastAsia="微软雅黑" w:hAnsi="微软雅黑" w:hint="eastAsia"/>
+          <w:b/>
+          <w:color w:val="2E5395"/>
+          <w:sz w:val="23"/>
+          <w:szCs w:val="23"/>
+        </w:rPr>
+        <w:t>学习</w:t>
+      </w:r>
+      <w:r>
+        <w:rPr>
+          <w:rFonts w:ascii="微软雅黑" w:eastAsia="微软雅黑" w:hAnsi="微软雅黑"/>
+          <w:b/>
+          <w:color w:val="2E5395"/>
+          <w:sz w:val="23"/>
+          <w:szCs w:val="23"/>
+        </w:rPr>
         <w:t>）</w:t>
       </w:r>
     </w:p>
@@ -1496,6 +1749,7 @@
         </w:rPr>
         <w:t>时间：</w:t>
       </w:r>
+      <w:proofErr w:type="gramStart"/>
       <w:r>
         <w:rPr>
           <w:rFonts w:ascii="微软雅黑" w:eastAsia="微软雅黑" w:hAnsi="微软雅黑"/>
@@ -1518,7 +1772,16 @@
           <w:sz w:val="21"/>
           <w:szCs w:val="21"/>
         </w:rPr>
-        <w:t xml:space="preserve"> – 至今</w:t>
+        <w:t xml:space="preserve"> – </w:t>
+      </w:r>
+      <w:proofErr w:type="gramEnd"/>
+      <w:r>
+        <w:rPr>
+          <w:rFonts w:ascii="微软雅黑" w:eastAsia="微软雅黑" w:hAnsi="微软雅黑"/>
+          <w:sz w:val="21"/>
+          <w:szCs w:val="21"/>
+        </w:rPr>
+        <w:t>至今</w:t>
       </w:r>
     </w:p>
     <w:p>
@@ -1570,7 +1833,61 @@
           <w:sz w:val="21"/>
           <w:szCs w:val="21"/>
         </w:rPr>
-        <w:t>Spring Boot 3.3 (JDK 21)、MyBatis-Plus、LangChain4j、Redis、Docker、Vue3 + TS + Element Plus / Tailwind / uni-app</w:t>
+        <w:t xml:space="preserve">Spring Boot 3.3 </w:t>
+      </w:r>
+      <w:proofErr w:type="gramStart"/>
+      <w:r>
+        <w:rPr>
+          <w:rFonts w:ascii="微软雅黑" w:eastAsia="微软雅黑" w:hAnsi="微软雅黑"/>
+          <w:sz w:val="21"/>
+          <w:szCs w:val="21"/>
+        </w:rPr>
+        <w:t>(JDK 21)</w:t>
+      </w:r>
+      <w:proofErr w:type="gramEnd"/>
+      <w:r>
+        <w:rPr>
+          <w:rFonts w:ascii="微软雅黑" w:eastAsia="微软雅黑" w:hAnsi="微软雅黑"/>
+          <w:sz w:val="21"/>
+          <w:szCs w:val="21"/>
+        </w:rPr>
+        <w:t>、</w:t>
+      </w:r>
+      <w:proofErr w:type="spellStart"/>
+      <w:r>
+        <w:rPr>
+          <w:rFonts w:ascii="微软雅黑" w:eastAsia="微软雅黑" w:hAnsi="微软雅黑"/>
+          <w:sz w:val="21"/>
+          <w:szCs w:val="21"/>
+        </w:rPr>
+        <w:t>MyBatis</w:t>
+      </w:r>
+      <w:proofErr w:type="spellEnd"/>
+      <w:r>
+        <w:rPr>
+          <w:rFonts w:ascii="微软雅黑" w:eastAsia="微软雅黑" w:hAnsi="微软雅黑"/>
+          <w:sz w:val="21"/>
+          <w:szCs w:val="21"/>
+        </w:rPr>
+        <w:t xml:space="preserve">-Plus、LangChain4j、Redis、Docker、Vue3 + TS + Element Plus / Tailwind / </w:t>
+      </w:r>
+      <w:proofErr w:type="spellStart"/>
+      <w:r>
+        <w:rPr>
+          <w:rFonts w:ascii="微软雅黑" w:eastAsia="微软雅黑" w:hAnsi="微软雅黑"/>
+          <w:sz w:val="21"/>
+          <w:szCs w:val="21"/>
+        </w:rPr>
+        <w:t>uni</w:t>
+      </w:r>
+      <w:proofErr w:type="spellEnd"/>
+      <w:r>
+        <w:rPr>
+          <w:rFonts w:ascii="微软雅黑" w:eastAsia="微软雅黑" w:hAnsi="微软雅黑"/>
+          <w:sz w:val="21"/>
+          <w:szCs w:val="21"/>
+        </w:rPr>
+        <w:t>-app</w:t>
       </w:r>
     </w:p>
     <w:p>
@@ -1659,6 +1976,7 @@
         </w:rPr>
       </w:pPr>
       <w:r>
+        <w:lastRenderedPageBreak/>
         <w:t>方案：设计场景化收口网关，业务方只需绑定场景码即可调用，治理逻辑由网关统一施加。</w:t>
       </w:r>
     </w:p>
@@ -1802,7 +2120,6 @@
         </w:rPr>
       </w:pPr>
       <w:r>
-        <w:lastRenderedPageBreak/>
         <w:t>OJ判题：Docker沙箱实现CPU/内存/PID/网络四层隔离，Redis异步队列支撑多语言判题。</w:t>
       </w:r>
     </w:p>
@@ -1818,7 +2135,23 @@
         </w:rPr>
       </w:pPr>
       <w:r>
-        <w:t>支付体系：打通微信支付公共通道，设计单钱包公账与打赏分账/提现闭环，金额全链路BigDecimal + DECIMAL(18,2)保障精度。</w:t>
+        <w:t>支付体系：打通微信支付公共通道，设计单钱包公账与打赏分账/提现闭环，金额全链路</w:t>
+      </w:r>
+      <w:proofErr w:type="spellStart"/>
+      <w:r>
+        <w:t>BigDecimal</w:t>
+      </w:r>
+      <w:proofErr w:type="spellEnd"/>
+      <w:r>
+        <w:t xml:space="preserve"> + DECIMAL(18,</w:t>
+      </w:r>
+      <w:proofErr w:type="gramStart"/>
+      <w:r>
+        <w:t>2)</w:t>
+      </w:r>
+      <w:proofErr w:type="gramEnd"/>
+      <w:r>
+        <w:t>保障精度。</w:t>
       </w:r>
     </w:p>
     <w:p>
@@ -1828,16 +2161,27 @@
           <w:numId w:val="4"/>
         </w:numPr>
         <w:spacing w:after="80"/>
-      </w:pPr>
-      <w:r>
-        <w:t>认证体系：设计管理员/门户用户双FilterChain独立认证，支持两套用户体系并行。</w:t>
-      </w:r>
-    </w:p>
-    <w:p>
-      <w:pPr>
-        <w:spacing w:after="80"/>
-        <w:rPr>
-          <w:rFonts w:ascii="微软雅黑" w:eastAsia="微软雅黑" w:hAnsi="微软雅黑"/>
+        <w:rPr>
+          <w:rFonts w:hint="eastAsia"/>
+        </w:rPr>
+      </w:pPr>
+      <w:r>
+        <w:t>认证体系：设计管理员/门户用户双</w:t>
+      </w:r>
+      <w:proofErr w:type="spellStart"/>
+      <w:r>
+        <w:t>FilterChain</w:t>
+      </w:r>
+      <w:proofErr w:type="spellEnd"/>
+      <w:r>
+        <w:t>独立认证，支持两套用户体系并行。</w:t>
+      </w:r>
+    </w:p>
+    <w:p>
+      <w:pPr>
+        <w:spacing w:after="80"/>
+        <w:rPr>
+          <w:rFonts w:ascii="微软雅黑" w:eastAsia="微软雅黑" w:hAnsi="微软雅黑" w:hint="eastAsia"/>
           <w:b/>
           <w:color w:val="2E5395"/>
           <w:sz w:val="23"/>
@@ -1854,6 +2198,7 @@
         </w:rPr>
         <w:t>2</w:t>
       </w:r>
+      <w:proofErr w:type="gramStart"/>
       <w:r>
         <w:rPr>
           <w:rFonts w:ascii="微软雅黑" w:eastAsia="微软雅黑" w:hAnsi="微软雅黑"/>
@@ -1862,7 +2207,18 @@
           <w:sz w:val="23"/>
           <w:szCs w:val="23"/>
         </w:rPr>
-        <w:t>. 中信证券一体化运营平台</w:t>
+        <w:t>. 中信</w:t>
+      </w:r>
+      <w:proofErr w:type="gramEnd"/>
+      <w:r>
+        <w:rPr>
+          <w:rFonts w:ascii="微软雅黑" w:eastAsia="微软雅黑" w:hAnsi="微软雅黑"/>
+          <w:b/>
+          <w:color w:val="2E5395"/>
+          <w:sz w:val="23"/>
+          <w:szCs w:val="23"/>
+        </w:rPr>
+        <w:t>证券一体化运营平台</w:t>
       </w:r>
     </w:p>
     <w:p>
@@ -1881,6 +2237,7 @@
         </w:rPr>
         <w:t>时间：</w:t>
       </w:r>
+      <w:proofErr w:type="gramStart"/>
       <w:r>
         <w:rPr>
           <w:rFonts w:ascii="微软雅黑" w:eastAsia="微软雅黑" w:hAnsi="微软雅黑"/>
@@ -1921,6 +2278,7 @@
         </w:rPr>
         <w:t xml:space="preserve"> – </w:t>
       </w:r>
+      <w:proofErr w:type="gramEnd"/>
       <w:r>
         <w:rPr>
           <w:rFonts w:ascii="微软雅黑" w:eastAsia="微软雅黑" w:hAnsi="微软雅黑" w:hint="eastAsia"/>
@@ -1933,6 +2291,9 @@
     <w:p>
       <w:pPr>
         <w:spacing w:after="80"/>
+        <w:rPr>
+          <w:rFonts w:hint="eastAsia"/>
+        </w:rPr>
       </w:pPr>
       <w:r>
         <w:rPr>
@@ -1951,6 +2312,9 @@
     <w:p>
       <w:pPr>
         <w:spacing w:after="80"/>
+        <w:rPr>
+          <w:rFonts w:hint="eastAsia"/>
+        </w:rPr>
       </w:pPr>
       <w:r>
         <w:rPr>
@@ -1971,8 +2335,21 @@
         <w:br/>
       </w:r>
       <w:r>
-        <w:t>Java、Spring Boot、Camunda 7、BPMN、MyBatis-Plus、MySQL、Redis、Vue3、TypeScript、低代码平台、规则引擎、Apache POI、PDFBox</w:t>
-      </w:r>
+        <w:t>Java、Spring Boot、Camunda 7、BPMN、</w:t>
+      </w:r>
+      <w:proofErr w:type="spellStart"/>
+      <w:r>
+        <w:t>MyBatis</w:t>
+      </w:r>
+      <w:proofErr w:type="spellEnd"/>
+      <w:r>
+        <w:t>-Plus、MySQL、Redis、Vue3、TypeScript、低代码平台、规则引擎、Apache POI、</w:t>
+      </w:r>
+      <w:proofErr w:type="spellStart"/>
+      <w:r>
+        <w:t>PDFBox</w:t>
+      </w:r>
+      <w:proofErr w:type="spellEnd"/>
     </w:p>
     <w:p>
       <w:pPr>
@@ -2019,25 +2396,31 @@
           <w:numId w:val="6"/>
         </w:numPr>
         <w:spacing w:after="80"/>
-      </w:pPr>
-      <w:r>
-        <w:rPr>
-          <w:b/>
-          <w:bCs/>
-        </w:rPr>
-        <w:t>邮件管理及解析：</w:t>
-      </w:r>
-      <w:r>
-        <w:t> 负责邮件收发、任务配置，基于规则解析邮件正文与附件（Excel/PDF</w:t>
-      </w:r>
-      <w:r>
-        <w:rPr>
-          <w:rFonts w:hint="eastAsia"/>
-        </w:rPr>
-        <w:t>/HTML/TXT</w:t>
-      </w:r>
-      <w:r>
-        <w:t>），提取结算要素（</w:t>
+        <w:rPr>
+          <w:rFonts w:hint="eastAsia"/>
+        </w:rPr>
+      </w:pPr>
+      <w:r>
+        <w:rPr>
+          <w:b/>
+          <w:bCs/>
+        </w:rPr>
+        <w:t>邮件管理及解析</w:t>
+      </w:r>
+      <w:proofErr w:type="gramStart"/>
+      <w:r>
+        <w:rPr>
+          <w:b/>
+          <w:bCs/>
+        </w:rPr>
+        <w:t>：</w:t>
+      </w:r>
+      <w:r>
+        <w:t> 负责</w:t>
+      </w:r>
+      <w:proofErr w:type="gramEnd"/>
+      <w:r>
+        <w:t>邮件收发、任务配置，基于规则解析邮件正文与附件，提取结算要素（</w:t>
       </w:r>
       <w:r>
         <w:rPr>
@@ -2065,16 +2448,31 @@
           <w:numId w:val="6"/>
         </w:numPr>
         <w:spacing w:after="80"/>
-      </w:pPr>
-      <w:r>
-        <w:rPr>
-          <w:b/>
-          <w:bCs/>
-        </w:rPr>
-        <w:t>工作流引擎（Camunda 7）：</w:t>
-      </w:r>
-      <w:r>
-        <w:t> 设计公共支付审核子流程，通过 Call Activity 实现多父流程复用；配置变量传递，解决父子流程表单绑定与数据反显。</w:t>
+        <w:rPr>
+          <w:rFonts w:hint="eastAsia"/>
+        </w:rPr>
+      </w:pPr>
+      <w:r>
+        <w:rPr>
+          <w:b/>
+          <w:bCs/>
+        </w:rPr>
+        <w:t>工作流引擎（Camunda 7）</w:t>
+      </w:r>
+      <w:proofErr w:type="gramStart"/>
+      <w:r>
+        <w:rPr>
+          <w:b/>
+          <w:bCs/>
+        </w:rPr>
+        <w:t>：</w:t>
+      </w:r>
+      <w:r>
+        <w:t> 设计</w:t>
+      </w:r>
+      <w:proofErr w:type="gramEnd"/>
+      <w:r>
+        <w:t>公共支付审核子流程，通过 Call Activity 实现多父流程复用；配置变量传递，解决父子流程表单绑定与数据反显。</w:t>
       </w:r>
     </w:p>
     <w:p>
@@ -2084,16 +2482,31 @@
           <w:numId w:val="6"/>
         </w:numPr>
         <w:spacing w:after="80"/>
-      </w:pPr>
-      <w:r>
-        <w:rPr>
-          <w:b/>
-          <w:bCs/>
-        </w:rPr>
-        <w:t>FICC 对账业务：</w:t>
-      </w:r>
-      <w:r>
-        <w:t> 参与结算确认（FX Cash Settlements Netting）、FX Settlement VD、主动发邮件等流程开发，实现</w:t>
+        <w:rPr>
+          <w:rFonts w:hint="eastAsia"/>
+        </w:rPr>
+      </w:pPr>
+      <w:r>
+        <w:rPr>
+          <w:b/>
+          <w:bCs/>
+        </w:rPr>
+        <w:t>FICC 对账业务</w:t>
+      </w:r>
+      <w:proofErr w:type="gramStart"/>
+      <w:r>
+        <w:rPr>
+          <w:b/>
+          <w:bCs/>
+        </w:rPr>
+        <w:t>：</w:t>
+      </w:r>
+      <w:r>
+        <w:t> 参与</w:t>
+      </w:r>
+      <w:proofErr w:type="gramEnd"/>
+      <w:r>
+        <w:t>结算确认（FX Cash Settlements Netting）、FX Settlement VD、主动发邮件等流程开发，实现</w:t>
       </w:r>
       <w:r>
         <w:rPr>
@@ -2130,10 +2543,22 @@
           <w:b/>
           <w:bCs/>
         </w:rPr>
-        <w:t>前端流程表单：</w:t>
-      </w:r>
-      <w:r>
-        <w:t> 基于低代码平台拖拉拽配置表单，开发动态下拉组件、表格增删改查、附件上传，支持多场景表单复用。</w:t>
+        <w:t>前端流程表单</w:t>
+      </w:r>
+      <w:proofErr w:type="gramStart"/>
+      <w:r>
+        <w:rPr>
+          <w:b/>
+          <w:bCs/>
+        </w:rPr>
+        <w:t>：</w:t>
+      </w:r>
+      <w:r>
+        <w:t> 基于</w:t>
+      </w:r>
+      <w:proofErr w:type="gramEnd"/>
+      <w:r>
+        <w:t>低代码平台拖拉拽配置表单，开发动态下拉组件、表格增删改查、附件上传，支持多场景表单复用。</w:t>
       </w:r>
     </w:p>
     <w:p>
@@ -2153,6 +2578,7 @@
         </w:rPr>
         <w:t>3</w:t>
       </w:r>
+      <w:proofErr w:type="gramStart"/>
       <w:r>
         <w:rPr>
           <w:rFonts w:ascii="微软雅黑" w:eastAsia="微软雅黑" w:hAnsi="微软雅黑"/>
@@ -2161,32 +2587,76 @@
           <w:sz w:val="23"/>
           <w:szCs w:val="23"/>
         </w:rPr>
-        <w:t>. 富德生命人寿 I17 新会计准则数据平台</w:t>
-      </w:r>
-    </w:p>
-    <w:p>
-      <w:pPr>
-        <w:spacing w:after="80"/>
-        <w:rPr>
-          <w:rFonts w:hint="eastAsia"/>
-        </w:rPr>
-      </w:pPr>
-      <w:r>
-        <w:rPr>
-          <w:rFonts w:ascii="微软雅黑" w:eastAsia="微软雅黑" w:hAnsi="微软雅黑"/>
-          <w:b/>
-          <w:sz w:val="21"/>
-          <w:szCs w:val="21"/>
-        </w:rPr>
+        <w:t>. 富德</w:t>
+      </w:r>
+      <w:proofErr w:type="gramEnd"/>
+      <w:r>
+        <w:rPr>
+          <w:rFonts w:ascii="微软雅黑" w:eastAsia="微软雅黑" w:hAnsi="微软雅黑"/>
+          <w:b/>
+          <w:color w:val="2E5395"/>
+          <w:sz w:val="23"/>
+          <w:szCs w:val="23"/>
+        </w:rPr>
+        <w:t>生命</w:t>
+      </w:r>
+      <w:proofErr w:type="gramStart"/>
+      <w:r>
+        <w:rPr>
+          <w:rFonts w:ascii="微软雅黑" w:eastAsia="微软雅黑" w:hAnsi="微软雅黑"/>
+          <w:b/>
+          <w:color w:val="2E5395"/>
+          <w:sz w:val="23"/>
+          <w:szCs w:val="23"/>
+        </w:rPr>
+        <w:t xml:space="preserve">人寿 I17 </w:t>
+      </w:r>
+      <w:proofErr w:type="gramEnd"/>
+      <w:r>
+        <w:rPr>
+          <w:rFonts w:ascii="微软雅黑" w:eastAsia="微软雅黑" w:hAnsi="微软雅黑"/>
+          <w:b/>
+          <w:color w:val="2E5395"/>
+          <w:sz w:val="23"/>
+          <w:szCs w:val="23"/>
+        </w:rPr>
+        <w:t>新会计准则数据平台</w:t>
+      </w:r>
+    </w:p>
+    <w:p>
+      <w:pPr>
+        <w:spacing w:after="80"/>
+        <w:rPr>
+          <w:rFonts w:hint="eastAsia"/>
+        </w:rPr>
+      </w:pPr>
+      <w:r>
+        <w:rPr>
+          <w:rFonts w:ascii="微软雅黑" w:eastAsia="微软雅黑" w:hAnsi="微软雅黑"/>
+          <w:b/>
+          <w:sz w:val="21"/>
+          <w:szCs w:val="21"/>
+        </w:rPr>
+        <w:lastRenderedPageBreak/>
         <w:t>时间：</w:t>
       </w:r>
-      <w:r>
-        <w:rPr>
-          <w:rFonts w:ascii="微软雅黑" w:eastAsia="微软雅黑" w:hAnsi="微软雅黑"/>
-          <w:sz w:val="21"/>
-          <w:szCs w:val="21"/>
-        </w:rPr>
-        <w:t>2024.12 – 2025.10</w:t>
+      <w:proofErr w:type="gramStart"/>
+      <w:r>
+        <w:rPr>
+          <w:rFonts w:ascii="微软雅黑" w:eastAsia="微软雅黑" w:hAnsi="微软雅黑"/>
+          <w:sz w:val="21"/>
+          <w:szCs w:val="21"/>
+        </w:rPr>
+        <w:t xml:space="preserve">2024.12 – </w:t>
+      </w:r>
+      <w:proofErr w:type="gramEnd"/>
+      <w:r>
+        <w:rPr>
+          <w:rFonts w:ascii="微软雅黑" w:eastAsia="微软雅黑" w:hAnsi="微软雅黑"/>
+          <w:sz w:val="21"/>
+          <w:szCs w:val="21"/>
+        </w:rPr>
+        <w:t>2025.10</w:t>
       </w:r>
     </w:p>
     <w:p>
@@ -2327,11 +2797,7 @@
         <w:t>数据质检：</w:t>
       </w:r>
       <w:r>
-        <w:t>构建可配置规则引擎，在采集、清洗、计量节点执行完整性与准确性校验，异常</w:t>
-      </w:r>
-      <w:r>
-        <w:lastRenderedPageBreak/>
-        <w:t>数据实时阻断并告警。</w:t>
+        <w:t>构建可配置规则引擎，在采集、清洗、计量节点执行完整性与准确性校验，异常数据实时阻断并告警。</w:t>
       </w:r>
     </w:p>
     <w:p>
@@ -2351,6 +2817,7 @@
         </w:rPr>
         <w:t>4</w:t>
       </w:r>
+      <w:proofErr w:type="gramStart"/>
       <w:r>
         <w:rPr>
           <w:rFonts w:ascii="微软雅黑" w:eastAsia="微软雅黑" w:hAnsi="微软雅黑"/>
@@ -2359,7 +2826,18 @@
           <w:sz w:val="23"/>
           <w:szCs w:val="23"/>
         </w:rPr>
-        <w:t>. 平安银行智慧运营队伍管理平台</w:t>
+        <w:t>. 平安</w:t>
+      </w:r>
+      <w:proofErr w:type="gramEnd"/>
+      <w:r>
+        <w:rPr>
+          <w:rFonts w:ascii="微软雅黑" w:eastAsia="微软雅黑" w:hAnsi="微软雅黑"/>
+          <w:b/>
+          <w:color w:val="2E5395"/>
+          <w:sz w:val="23"/>
+          <w:szCs w:val="23"/>
+        </w:rPr>
+        <w:t>银行智慧运营队伍管理平台</w:t>
       </w:r>
     </w:p>
     <w:p>
@@ -2378,13 +2856,23 @@
         </w:rPr>
         <w:t>时间：</w:t>
       </w:r>
-      <w:r>
-        <w:rPr>
-          <w:rFonts w:ascii="微软雅黑" w:eastAsia="微软雅黑" w:hAnsi="微软雅黑"/>
-          <w:sz w:val="21"/>
-          <w:szCs w:val="21"/>
-        </w:rPr>
-        <w:t>2023.04 – 2024.12</w:t>
+      <w:proofErr w:type="gramStart"/>
+      <w:r>
+        <w:rPr>
+          <w:rFonts w:ascii="微软雅黑" w:eastAsia="微软雅黑" w:hAnsi="微软雅黑"/>
+          <w:sz w:val="21"/>
+          <w:szCs w:val="21"/>
+        </w:rPr>
+        <w:t xml:space="preserve">2023.04 – </w:t>
+      </w:r>
+      <w:proofErr w:type="gramEnd"/>
+      <w:r>
+        <w:rPr>
+          <w:rFonts w:ascii="微软雅黑" w:eastAsia="微软雅黑" w:hAnsi="微软雅黑"/>
+          <w:sz w:val="21"/>
+          <w:szCs w:val="21"/>
+        </w:rPr>
+        <w:t>2024.12</w:t>
       </w:r>
     </w:p>
     <w:p>
@@ -2434,8 +2922,36 @@
           <w:sz w:val="21"/>
           <w:szCs w:val="21"/>
         </w:rPr>
-        <w:t>Spring Cloud Alibaba (Nacos, Sentinel)、Flowable、MinIO</w:t>
-      </w:r>
+        <w:t>Spring Cloud Alibaba (</w:t>
+      </w:r>
+      <w:proofErr w:type="spellStart"/>
+      <w:r>
+        <w:rPr>
+          <w:rFonts w:ascii="微软雅黑" w:eastAsia="微软雅黑" w:hAnsi="微软雅黑"/>
+          <w:sz w:val="21"/>
+          <w:szCs w:val="21"/>
+        </w:rPr>
+        <w:t>Nacos</w:t>
+      </w:r>
+      <w:proofErr w:type="spellEnd"/>
+      <w:r>
+        <w:rPr>
+          <w:rFonts w:ascii="微软雅黑" w:eastAsia="微软雅黑" w:hAnsi="微软雅黑"/>
+          <w:sz w:val="21"/>
+          <w:szCs w:val="21"/>
+        </w:rPr>
+        <w:t>, Sentinel)、Flowable、</w:t>
+      </w:r>
+      <w:proofErr w:type="spellStart"/>
+      <w:r>
+        <w:rPr>
+          <w:rFonts w:ascii="微软雅黑" w:eastAsia="微软雅黑" w:hAnsi="微软雅黑"/>
+          <w:sz w:val="21"/>
+          <w:szCs w:val="21"/>
+        </w:rPr>
+        <w:t>MinIO</w:t>
+      </w:r>
+      <w:proofErr w:type="spellEnd"/>
     </w:p>
     <w:p>
       <w:pPr>
@@ -2480,7 +2996,15 @@
         <w:t>微服务架构治理：</w:t>
       </w:r>
       <w:r>
-        <w:t>基于Spring Cloud Alibaba (Nacos、Sentinel)重构单体应用，拆分用户、权限、工单、消息等微服务，提升系统在高并发场景下的可用性。</w:t>
+        <w:t>基于Spring Cloud Alibaba (</w:t>
+      </w:r>
+      <w:proofErr w:type="spellStart"/>
+      <w:r>
+        <w:t>Nacos</w:t>
+      </w:r>
+      <w:proofErr w:type="spellEnd"/>
+      <w:r>
+        <w:t>、Sentinel)重构单体应用，拆分用户、权限、工单、消息等微服务，提升系统在高并发场景下的可用性。</w:t>
       </w:r>
     </w:p>
     <w:p>
@@ -2519,7 +3043,15 @@
         <w:t>文件服务</w:t>
       </w:r>
       <w:r>
-        <w:t>：设计统一文件服务，支持富文本、PDF、Word等多格式在线预览；采用MinIO解决海量附件存储，通过异步任务实现大文件秒传与断点续传。</w:t>
+        <w:t>：设计统一文件服务，支持富文本、PDF、Word等多格式在线预览；采用</w:t>
+      </w:r>
+      <w:proofErr w:type="spellStart"/>
+      <w:r>
+        <w:t>MinIO</w:t>
+      </w:r>
+      <w:proofErr w:type="spellEnd"/>
+      <w:r>
+        <w:t>解决海量附件存储，通过异步任务实现大文件秒传与断点续传。</w:t>
       </w:r>
     </w:p>
     <w:p>
@@ -2539,6 +3071,7 @@
         </w:rPr>
         <w:t>5</w:t>
       </w:r>
+      <w:proofErr w:type="gramStart"/>
       <w:r>
         <w:rPr>
           <w:rFonts w:ascii="微软雅黑" w:eastAsia="微软雅黑" w:hAnsi="微软雅黑"/>
@@ -2547,7 +3080,18 @@
           <w:sz w:val="23"/>
           <w:szCs w:val="23"/>
         </w:rPr>
-        <w:t>. 平安银行智慧监管报送系统</w:t>
+        <w:t>. 平安</w:t>
+      </w:r>
+      <w:proofErr w:type="gramEnd"/>
+      <w:r>
+        <w:rPr>
+          <w:rFonts w:ascii="微软雅黑" w:eastAsia="微软雅黑" w:hAnsi="微软雅黑"/>
+          <w:b/>
+          <w:color w:val="2E5395"/>
+          <w:sz w:val="23"/>
+          <w:szCs w:val="23"/>
+        </w:rPr>
+        <w:t>银行智慧监管报送系统</w:t>
       </w:r>
     </w:p>
     <w:p>
@@ -2566,13 +3110,23 @@
         </w:rPr>
         <w:t>时间：</w:t>
       </w:r>
-      <w:r>
-        <w:rPr>
-          <w:rFonts w:ascii="微软雅黑" w:eastAsia="微软雅黑" w:hAnsi="微软雅黑"/>
-          <w:sz w:val="21"/>
-          <w:szCs w:val="21"/>
-        </w:rPr>
-        <w:t>2022.03 – 2023.03</w:t>
+      <w:proofErr w:type="gramStart"/>
+      <w:r>
+        <w:rPr>
+          <w:rFonts w:ascii="微软雅黑" w:eastAsia="微软雅黑" w:hAnsi="微软雅黑"/>
+          <w:sz w:val="21"/>
+          <w:szCs w:val="21"/>
+        </w:rPr>
+        <w:t xml:space="preserve">2022.03 – </w:t>
+      </w:r>
+      <w:proofErr w:type="gramEnd"/>
+      <w:r>
+        <w:rPr>
+          <w:rFonts w:ascii="微软雅黑" w:eastAsia="微软雅黑" w:hAnsi="微软雅黑"/>
+          <w:sz w:val="21"/>
+          <w:szCs w:val="21"/>
+        </w:rPr>
+        <w:t>2023.03</w:t>
       </w:r>
     </w:p>
     <w:p>
@@ -2622,7 +3176,25 @@
           <w:sz w:val="21"/>
           <w:szCs w:val="21"/>
         </w:rPr>
-        <w:t>Spring Cloud、Spring Boot、ShardingSphere、国密SM4、Spring Cloud Gateway、SSO</w:t>
+        <w:t>Spring Cloud、Spring Boot、</w:t>
+      </w:r>
+      <w:proofErr w:type="spellStart"/>
+      <w:r>
+        <w:rPr>
+          <w:rFonts w:ascii="微软雅黑" w:eastAsia="微软雅黑" w:hAnsi="微软雅黑"/>
+          <w:sz w:val="21"/>
+          <w:szCs w:val="21"/>
+        </w:rPr>
+        <w:t>ShardingSphere</w:t>
+      </w:r>
+      <w:proofErr w:type="spellEnd"/>
+      <w:r>
+        <w:rPr>
+          <w:rFonts w:ascii="微软雅黑" w:eastAsia="微软雅黑" w:hAnsi="微软雅黑"/>
+          <w:sz w:val="21"/>
+          <w:szCs w:val="21"/>
+        </w:rPr>
+        <w:t>、国密SM4、Spring Cloud Gateway、SSO</w:t>
       </w:r>
     </w:p>
     <w:p>
@@ -2675,7 +3247,15 @@
         </w:rPr>
       </w:pPr>
       <w:r>
-        <w:t>分库分表：针对亿级报送数据，采用ShardingSphere进行“机构+时间”复合分片，解决单表性能瓶颈；在带机构与时间条件的典型查询场景下，查询效率较单表有显著提升。</w:t>
+        <w:t>分库分表：针对亿级报送数据，采用</w:t>
+      </w:r>
+      <w:proofErr w:type="spellStart"/>
+      <w:r>
+        <w:t>ShardingSphere</w:t>
+      </w:r>
+      <w:proofErr w:type="spellEnd"/>
+      <w:r>
+        <w:t>进行“机构+时间”复合分片，解决单表性能瓶颈；在带机构与时间条件的典型查询场景下，查询效率较单表有显著提升。</w:t>
       </w:r>
     </w:p>
     <w:p>
@@ -2690,7 +3270,11 @@
         </w:rPr>
       </w:pPr>
       <w:r>
-        <w:t>报文安全与校验：遵循监管规范，集成国密SM4对敏感数据进行落盘与传输加密；设计“入库前+报送前+回执后”三层校验机制，结合差错重报流程保障报送质量。</w:t>
+        <w:t>报文安全与校验：遵循监管规范，集成国密SM4对敏感数据进行落盘与传输加密；设计“入</w:t>
+      </w:r>
+      <w:r>
+        <w:lastRenderedPageBreak/>
+        <w:t>库前+报送前+回执后”三层校验机制，结合差错重报流程保障报送质量。</w:t>
       </w:r>
     </w:p>
     <w:p>
@@ -2728,6 +3312,7 @@
         </w:rPr>
         <w:t>6</w:t>
       </w:r>
+      <w:proofErr w:type="gramStart"/>
       <w:r>
         <w:rPr>
           <w:rFonts w:ascii="微软雅黑" w:eastAsia="微软雅黑" w:hAnsi="微软雅黑"/>
@@ -2736,7 +3321,29 @@
           <w:sz w:val="23"/>
           <w:szCs w:val="23"/>
         </w:rPr>
-        <w:t>. 湖北金融租赁二代征信查询与报送系统</w:t>
+        <w:t>. 湖北</w:t>
+      </w:r>
+      <w:proofErr w:type="gramEnd"/>
+      <w:r>
+        <w:rPr>
+          <w:rFonts w:ascii="微软雅黑" w:eastAsia="微软雅黑" w:hAnsi="微软雅黑"/>
+          <w:b/>
+          <w:color w:val="2E5395"/>
+          <w:sz w:val="23"/>
+          <w:szCs w:val="23"/>
+        </w:rPr>
+        <w:t>金融租赁二代征信查询与报送</w:t>
+      </w:r>
+      <w:proofErr w:type="gramStart"/>
+      <w:r>
+        <w:rPr>
+          <w:rFonts w:ascii="微软雅黑" w:eastAsia="微软雅黑" w:hAnsi="微软雅黑"/>
+          <w:b/>
+          <w:color w:val="2E5395"/>
+          <w:sz w:val="23"/>
+          <w:szCs w:val="23"/>
+        </w:rPr>
+        <w:t>系统</w:t>
       </w:r>
       <w:r>
         <w:rPr>
@@ -2751,15 +3358,35 @@
           <w:sz w:val="21"/>
           <w:szCs w:val="21"/>
         </w:rPr>
-        <w:t>时间：</w:t>
-      </w:r>
-      <w:r>
-        <w:rPr>
-          <w:rFonts w:ascii="微软雅黑" w:eastAsia="微软雅黑" w:hAnsi="微软雅黑"/>
-          <w:sz w:val="21"/>
-          <w:szCs w:val="21"/>
-        </w:rPr>
-        <w:t>2021.05 – 2021.08</w:t>
+        <w:t>时间</w:t>
+      </w:r>
+      <w:proofErr w:type="gramEnd"/>
+      <w:r>
+        <w:rPr>
+          <w:rFonts w:ascii="微软雅黑" w:eastAsia="微软雅黑" w:hAnsi="微软雅黑"/>
+          <w:b/>
+          <w:sz w:val="21"/>
+          <w:szCs w:val="21"/>
+        </w:rPr>
+        <w:t>：</w:t>
+      </w:r>
+      <w:proofErr w:type="gramStart"/>
+      <w:r>
+        <w:rPr>
+          <w:rFonts w:ascii="微软雅黑" w:eastAsia="微软雅黑" w:hAnsi="微软雅黑"/>
+          <w:sz w:val="21"/>
+          <w:szCs w:val="21"/>
+        </w:rPr>
+        <w:t xml:space="preserve">2021.05 – </w:t>
+      </w:r>
+      <w:proofErr w:type="gramEnd"/>
+      <w:r>
+        <w:rPr>
+          <w:rFonts w:ascii="微软雅黑" w:eastAsia="微软雅黑" w:hAnsi="微软雅黑"/>
+          <w:sz w:val="21"/>
+          <w:szCs w:val="21"/>
+        </w:rPr>
+        <w:t>2021.08</w:t>
       </w:r>
       <w:r>
         <w:rPr>
@@ -2899,12 +3526,8 @@
           <w:numId w:val="4"/>
         </w:numPr>
         <w:spacing w:after="80"/>
-        <w:rPr>
-          <w:rFonts w:hint="eastAsia"/>
-        </w:rPr>
-      </w:pPr>
-      <w:r>
-        <w:lastRenderedPageBreak/>
+      </w:pPr>
+      <w:r>
         <w:t>报告生成：</w:t>
       </w:r>
       <w:r>
@@ -2915,141 +3538,177 @@
       <w:pPr>
         <w:spacing w:before="160" w:after="60"/>
         <w:rPr>
-          <w:rFonts w:hint="eastAsia"/>
-        </w:rPr>
-      </w:pPr>
-      <w:r>
-        <w:rPr>
-          <w:rFonts w:ascii="微软雅黑" w:eastAsia="微软雅黑" w:hAnsi="微软雅黑" w:hint="eastAsia"/>
+          <w:rFonts w:ascii="微软雅黑" w:eastAsia="微软雅黑" w:hAnsi="微软雅黑"/>
           <w:b/>
           <w:color w:val="2E5395"/>
           <w:sz w:val="23"/>
           <w:szCs w:val="23"/>
         </w:rPr>
-        <w:t>7</w:t>
-      </w:r>
-      <w:r>
-        <w:rPr>
-          <w:rFonts w:ascii="微软雅黑" w:eastAsia="微软雅黑" w:hAnsi="微软雅黑"/>
+      </w:pPr>
+      <w:r>
+        <w:rPr>
+          <w:rFonts w:ascii="微软雅黑" w:eastAsia="微软雅黑" w:hAnsi="微软雅黑" w:hint="eastAsia"/>
           <w:b/>
           <w:color w:val="2E5395"/>
           <w:sz w:val="23"/>
           <w:szCs w:val="23"/>
         </w:rPr>
-        <w:t>. 定制之家商城平台</w:t>
-      </w:r>
-    </w:p>
-    <w:p>
-      <w:pPr>
-        <w:spacing w:after="80"/>
-        <w:rPr>
-          <w:rFonts w:hint="eastAsia"/>
-        </w:rPr>
-      </w:pPr>
-      <w:r>
-        <w:rPr>
-          <w:rFonts w:ascii="微软雅黑" w:eastAsia="微软雅黑" w:hAnsi="微软雅黑"/>
-          <w:b/>
-          <w:sz w:val="21"/>
-          <w:szCs w:val="21"/>
-        </w:rPr>
-        <w:t>时间：</w:t>
-      </w:r>
-      <w:r>
-        <w:rPr>
-          <w:rFonts w:ascii="微软雅黑" w:eastAsia="微软雅黑" w:hAnsi="微软雅黑"/>
-          <w:sz w:val="21"/>
-          <w:szCs w:val="21"/>
-        </w:rPr>
-        <w:t>2018.11 – 2020.03</w:t>
-      </w:r>
-    </w:p>
-    <w:p>
-      <w:pPr>
-        <w:spacing w:after="80"/>
-        <w:rPr>
-          <w:rFonts w:hint="eastAsia"/>
-        </w:rPr>
-      </w:pPr>
-      <w:r>
-        <w:rPr>
-          <w:rFonts w:ascii="微软雅黑" w:eastAsia="微软雅黑" w:hAnsi="微软雅黑"/>
-          <w:b/>
-          <w:sz w:val="21"/>
-          <w:szCs w:val="21"/>
+        <w:t>7.</w:t>
+      </w:r>
+      <w:r>
+        <w:rPr>
+          <w:rFonts w:ascii="微软雅黑" w:eastAsia="微软雅黑" w:hAnsi="微软雅黑"/>
+          <w:b/>
+          <w:color w:val="2E5395"/>
+          <w:sz w:val="23"/>
+          <w:szCs w:val="23"/>
+        </w:rPr>
+        <w:t>厦门农商银行 e鹭贷·好车贷（汽车消费贷）</w:t>
+      </w:r>
+    </w:p>
+    <w:p>
+      <w:pPr>
+        <w:spacing w:after="80"/>
+        <w:rPr>
+          <w:rFonts w:hint="eastAsia"/>
+        </w:rPr>
+      </w:pPr>
+      <w:r>
+        <w:rPr>
+          <w:b/>
+          <w:bCs/>
+        </w:rPr>
+        <w:t>时间</w:t>
+      </w:r>
+      <w:proofErr w:type="gramStart"/>
+      <w:r>
+        <w:rPr>
+          <w:b/>
+          <w:bCs/>
+        </w:rPr>
+        <w:t>：</w:t>
+      </w:r>
+      <w:r>
+        <w:t xml:space="preserve"> 2020.06 </w:t>
+      </w:r>
+      <w:proofErr w:type="gramEnd"/>
+      <w:r>
+        <w:t>- 2021.0</w:t>
+      </w:r>
+      <w:r>
+        <w:rPr>
+          <w:rFonts w:hint="eastAsia"/>
+        </w:rPr>
+        <w:t>5</w:t>
+      </w:r>
+    </w:p>
+    <w:p>
+      <w:pPr>
+        <w:spacing w:after="80"/>
+      </w:pPr>
+      <w:r>
+        <w:rPr>
+          <w:b/>
+          <w:bCs/>
         </w:rPr>
         <w:t>项目描述：</w:t>
       </w:r>
-      <w:r>
-        <w:rPr>
-          <w:rFonts w:ascii="微软雅黑" w:eastAsia="微软雅黑" w:hAnsi="微软雅黑"/>
-          <w:sz w:val="21"/>
-          <w:szCs w:val="21"/>
-        </w:rPr>
-        <w:t>B2C电商平台，集成商品定制、直播与即时通讯功能。</w:t>
-      </w:r>
-    </w:p>
-    <w:p>
-      <w:pPr>
-        <w:spacing w:after="80"/>
-        <w:rPr>
-          <w:rFonts w:hint="eastAsia"/>
-        </w:rPr>
-      </w:pPr>
-      <w:r>
-        <w:rPr>
-          <w:rFonts w:ascii="微软雅黑" w:eastAsia="微软雅黑" w:hAnsi="微软雅黑"/>
-          <w:b/>
-          <w:sz w:val="21"/>
-          <w:szCs w:val="21"/>
+    </w:p>
+    <w:p>
+      <w:pPr>
+        <w:spacing w:after="80"/>
+      </w:pPr>
+      <w:r>
+        <w:t>厦门农商银行 e鹭贷品牌下的汽车消费贷子产品，定向用于新车、二手车购车支出。平台覆盖“客户申请</w:t>
+      </w:r>
+      <w:r>
+        <w:rPr>
+          <w:rFonts w:hint="eastAsia"/>
+        </w:rPr>
+        <w:t>、</w:t>
+      </w:r>
+      <w:r>
+        <w:t>资料初审</w:t>
+      </w:r>
+      <w:r>
+        <w:rPr>
+          <w:rFonts w:hint="eastAsia"/>
+        </w:rPr>
+        <w:t>、</w:t>
+      </w:r>
+      <w:r>
+        <w:t>银行审批</w:t>
+      </w:r>
+      <w:r>
+        <w:rPr>
+          <w:rFonts w:hint="eastAsia"/>
+        </w:rPr>
+        <w:t>、</w:t>
+      </w:r>
+      <w:r>
+        <w:t>电子签约</w:t>
+      </w:r>
+      <w:r>
+        <w:rPr>
+          <w:rFonts w:hint="eastAsia"/>
+        </w:rPr>
+        <w:t>、</w:t>
+      </w:r>
+      <w:r>
+        <w:t>放款</w:t>
+      </w:r>
+      <w:r>
+        <w:rPr>
+          <w:rFonts w:hint="eastAsia"/>
+        </w:rPr>
+        <w:t>、</w:t>
+      </w:r>
+      <w:r>
+        <w:t>还款</w:t>
+      </w:r>
+      <w:r>
+        <w:rPr>
+          <w:rFonts w:hint="eastAsia"/>
+        </w:rPr>
+        <w:t>、</w:t>
+      </w:r>
+      <w:r>
+        <w:t>贷后”全流程。负责前段业务流程（申请、初审、审批、签约）的开发，并完成与银行信贷核心、风控、CA等上游系统的对接。</w:t>
+      </w:r>
+    </w:p>
+    <w:p>
+      <w:pPr>
+        <w:spacing w:after="80"/>
+      </w:pPr>
+      <w:r>
+        <w:rPr>
+          <w:b/>
+          <w:bCs/>
         </w:rPr>
         <w:t>技术栈：</w:t>
       </w:r>
       <w:r>
-        <w:rPr>
-          <w:rFonts w:ascii="微软雅黑" w:eastAsia="微软雅黑" w:hAnsi="微软雅黑"/>
-          <w:sz w:val="21"/>
-          <w:szCs w:val="21"/>
-        </w:rPr>
-        <w:t>Spring Boot、Vue.js、流媒体、WebSocket</w:t>
-      </w:r>
-    </w:p>
-    <w:p>
-      <w:pPr>
-        <w:spacing w:after="80"/>
-        <w:rPr>
-          <w:rFonts w:hint="eastAsia"/>
-        </w:rPr>
-      </w:pPr>
-      <w:r>
-        <w:rPr>
-          <w:rFonts w:ascii="微软雅黑" w:eastAsia="微软雅黑" w:hAnsi="微软雅黑"/>
-          <w:b/>
-          <w:bCs/>
-          <w:sz w:val="21"/>
-          <w:szCs w:val="21"/>
-        </w:rPr>
-        <w:t>职责与</w:t>
-      </w:r>
-      <w:r>
-        <w:rPr>
-          <w:rFonts w:ascii="微软雅黑" w:eastAsia="微软雅黑" w:hAnsi="微软雅黑" w:hint="eastAsia"/>
-          <w:b/>
-          <w:bCs/>
-          <w:sz w:val="21"/>
-          <w:szCs w:val="21"/>
-        </w:rPr>
-        <w:t>成果</w:t>
-      </w:r>
-      <w:r>
-        <w:rPr>
-          <w:rFonts w:ascii="微软雅黑" w:eastAsia="微软雅黑" w:hAnsi="微软雅黑"/>
-          <w:b/>
-          <w:bCs/>
-          <w:sz w:val="21"/>
-          <w:szCs w:val="21"/>
-        </w:rPr>
-        <w:t>：</w:t>
+        <w:t xml:space="preserve"> Spring Boot、Dubbo、Zookeeper、</w:t>
+      </w:r>
+      <w:proofErr w:type="spellStart"/>
+      <w:r>
+        <w:t>MyBatis</w:t>
+      </w:r>
+      <w:proofErr w:type="spellEnd"/>
+      <w:r>
+        <w:t>、MySQL、Redis、CA数字签名、电子签章、Vue.js</w:t>
+      </w:r>
+    </w:p>
+    <w:p>
+      <w:pPr>
+        <w:spacing w:after="80"/>
+      </w:pPr>
+      <w:r>
+        <w:rPr>
+          <w:b/>
+          <w:bCs/>
+        </w:rPr>
+        <w:t>职责与成果：</w:t>
       </w:r>
     </w:p>
     <w:p>
@@ -3059,30 +3718,9 @@
           <w:numId w:val="4"/>
         </w:numPr>
         <w:spacing w:after="80"/>
-        <w:rPr>
-          <w:rFonts w:hint="eastAsia"/>
-        </w:rPr>
-      </w:pPr>
-      <w:r>
-        <w:t>全流程</w:t>
-      </w:r>
-      <w:r>
-        <w:rPr>
-          <w:rFonts w:hint="eastAsia"/>
-        </w:rPr>
-        <w:t>交付</w:t>
-      </w:r>
-      <w:r>
-        <w:t>：</w:t>
-      </w:r>
-      <w:r>
-        <w:rPr>
-          <w:rFonts w:hint="eastAsia"/>
-        </w:rPr>
-        <w:t>参与</w:t>
-      </w:r>
-      <w:r>
-        <w:t>需求分析、系统设计、前后端开发到上线运维的全流程交付。</w:t>
+      </w:pPr>
+      <w:r>
+        <w:t>负责好车贷前段业务流程开发，涵盖客户申请、资料初审、银行审批对接、电子签约及“有财邦”运维管理平台，实现申请到签约全流程线上化。</w:t>
       </w:r>
     </w:p>
     <w:p>
@@ -3092,6 +3730,286 @@
           <w:numId w:val="4"/>
         </w:numPr>
         <w:spacing w:after="80"/>
+      </w:pPr>
+      <w:r>
+        <w:t>客户申请与初审</w:t>
+      </w:r>
+      <w:proofErr w:type="gramStart"/>
+      <w:r>
+        <w:t>： 开发</w:t>
+      </w:r>
+      <w:proofErr w:type="gramEnd"/>
+      <w:r>
+        <w:t>申请页面及后端接口，支持个人信息、车辆信息、证件上传；实现资料完整性校验、身份验证、重复申请拦截及人工复核。</w:t>
+      </w:r>
+    </w:p>
+    <w:p>
+      <w:pPr>
+        <w:numPr>
+          <w:ilvl w:val="0"/>
+          <w:numId w:val="4"/>
+        </w:numPr>
+        <w:spacing w:after="80"/>
+      </w:pPr>
+      <w:r>
+        <w:t>银行审批对接</w:t>
+      </w:r>
+      <w:proofErr w:type="gramStart"/>
+      <w:r>
+        <w:t>： 对接</w:t>
+      </w:r>
+      <w:proofErr w:type="gramEnd"/>
+      <w:r>
+        <w:t>厦门农商银行信贷核心系统，完成申请数据推送、审批状态回调、额度/利率/期限回传，保障审批链路稳定与状态实时同步。</w:t>
+      </w:r>
+    </w:p>
+    <w:p>
+      <w:pPr>
+        <w:numPr>
+          <w:ilvl w:val="0"/>
+          <w:numId w:val="4"/>
+        </w:numPr>
+        <w:spacing w:after="80"/>
+      </w:pPr>
+      <w:r>
+        <w:t>电子签约</w:t>
+      </w:r>
+      <w:proofErr w:type="gramStart"/>
+      <w:r>
+        <w:t>： 对接</w:t>
+      </w:r>
+      <w:proofErr w:type="gramEnd"/>
+      <w:r>
+        <w:t>信安世纪CA系统，实现数字认证、电子签名、电子签章；支持借款合同、抵押合同在线签署，签署后自动归档存证，合同具备法律效力。</w:t>
+      </w:r>
+    </w:p>
+    <w:p>
+      <w:pPr>
+        <w:numPr>
+          <w:ilvl w:val="0"/>
+          <w:numId w:val="4"/>
+        </w:numPr>
+        <w:spacing w:after="80"/>
+        <w:rPr>
+          <w:rFonts w:hint="eastAsia"/>
+        </w:rPr>
+      </w:pPr>
+      <w:r>
+        <w:t>“有财邦”运维管理平台</w:t>
+      </w:r>
+      <w:proofErr w:type="gramStart"/>
+      <w:r>
+        <w:t>： 开发</w:t>
+      </w:r>
+      <w:proofErr w:type="gramEnd"/>
+      <w:r>
+        <w:t>申请管理、审批查询等后台接口，支撑运营功能。</w:t>
+      </w:r>
+    </w:p>
+    <w:p>
+      <w:pPr>
+        <w:spacing w:before="160" w:after="60"/>
+        <w:rPr>
+          <w:rFonts w:hint="eastAsia"/>
+        </w:rPr>
+      </w:pPr>
+      <w:r>
+        <w:rPr>
+          <w:rFonts w:ascii="微软雅黑" w:eastAsia="微软雅黑" w:hAnsi="微软雅黑" w:hint="eastAsia"/>
+          <w:b/>
+          <w:color w:val="2E5395"/>
+          <w:sz w:val="23"/>
+          <w:szCs w:val="23"/>
+        </w:rPr>
+        <w:t>8</w:t>
+      </w:r>
+      <w:proofErr w:type="gramStart"/>
+      <w:r>
+        <w:rPr>
+          <w:rFonts w:ascii="微软雅黑" w:eastAsia="微软雅黑" w:hAnsi="微软雅黑"/>
+          <w:b/>
+          <w:color w:val="2E5395"/>
+          <w:sz w:val="23"/>
+          <w:szCs w:val="23"/>
+        </w:rPr>
+        <w:t>. 定制</w:t>
+      </w:r>
+      <w:proofErr w:type="gramEnd"/>
+      <w:r>
+        <w:rPr>
+          <w:rFonts w:ascii="微软雅黑" w:eastAsia="微软雅黑" w:hAnsi="微软雅黑"/>
+          <w:b/>
+          <w:color w:val="2E5395"/>
+          <w:sz w:val="23"/>
+          <w:szCs w:val="23"/>
+        </w:rPr>
+        <w:t>之家商城平台</w:t>
+      </w:r>
+    </w:p>
+    <w:p>
+      <w:pPr>
+        <w:spacing w:after="80"/>
+        <w:rPr>
+          <w:rFonts w:hint="eastAsia"/>
+        </w:rPr>
+      </w:pPr>
+      <w:r>
+        <w:rPr>
+          <w:rFonts w:ascii="微软雅黑" w:eastAsia="微软雅黑" w:hAnsi="微软雅黑"/>
+          <w:b/>
+          <w:sz w:val="21"/>
+          <w:szCs w:val="21"/>
+        </w:rPr>
+        <w:t>时间：</w:t>
+      </w:r>
+      <w:proofErr w:type="gramStart"/>
+      <w:r>
+        <w:rPr>
+          <w:rFonts w:ascii="微软雅黑" w:eastAsia="微软雅黑" w:hAnsi="微软雅黑"/>
+          <w:sz w:val="21"/>
+          <w:szCs w:val="21"/>
+        </w:rPr>
+        <w:t xml:space="preserve">2018.11 – </w:t>
+      </w:r>
+      <w:proofErr w:type="gramEnd"/>
+      <w:r>
+        <w:rPr>
+          <w:rFonts w:ascii="微软雅黑" w:eastAsia="微软雅黑" w:hAnsi="微软雅黑"/>
+          <w:sz w:val="21"/>
+          <w:szCs w:val="21"/>
+        </w:rPr>
+        <w:t>2020.03</w:t>
+      </w:r>
+    </w:p>
+    <w:p>
+      <w:pPr>
+        <w:spacing w:after="80"/>
+        <w:rPr>
+          <w:rFonts w:hint="eastAsia"/>
+        </w:rPr>
+      </w:pPr>
+      <w:r>
+        <w:rPr>
+          <w:rFonts w:ascii="微软雅黑" w:eastAsia="微软雅黑" w:hAnsi="微软雅黑"/>
+          <w:b/>
+          <w:sz w:val="21"/>
+          <w:szCs w:val="21"/>
+        </w:rPr>
+        <w:t>项目描述：</w:t>
+      </w:r>
+      <w:r>
+        <w:rPr>
+          <w:rFonts w:ascii="微软雅黑" w:eastAsia="微软雅黑" w:hAnsi="微软雅黑"/>
+          <w:sz w:val="21"/>
+          <w:szCs w:val="21"/>
+        </w:rPr>
+        <w:t>B2C电商平台，集成商品定制、直播与即时通讯功能。</w:t>
+      </w:r>
+    </w:p>
+    <w:p>
+      <w:pPr>
+        <w:spacing w:after="80"/>
+        <w:rPr>
+          <w:rFonts w:hint="eastAsia"/>
+        </w:rPr>
+      </w:pPr>
+      <w:r>
+        <w:rPr>
+          <w:rFonts w:ascii="微软雅黑" w:eastAsia="微软雅黑" w:hAnsi="微软雅黑"/>
+          <w:b/>
+          <w:sz w:val="21"/>
+          <w:szCs w:val="21"/>
+        </w:rPr>
+        <w:t>技术栈：</w:t>
+      </w:r>
+      <w:r>
+        <w:rPr>
+          <w:rFonts w:ascii="微软雅黑" w:eastAsia="微软雅黑" w:hAnsi="微软雅黑"/>
+          <w:sz w:val="21"/>
+          <w:szCs w:val="21"/>
+        </w:rPr>
+        <w:t>Spring Boot、Vue.js、流媒体、WebSocket</w:t>
+      </w:r>
+    </w:p>
+    <w:p>
+      <w:pPr>
+        <w:spacing w:after="80"/>
+        <w:rPr>
+          <w:rFonts w:hint="eastAsia"/>
+        </w:rPr>
+      </w:pPr>
+      <w:r>
+        <w:rPr>
+          <w:rFonts w:ascii="微软雅黑" w:eastAsia="微软雅黑" w:hAnsi="微软雅黑"/>
+          <w:b/>
+          <w:bCs/>
+          <w:sz w:val="21"/>
+          <w:szCs w:val="21"/>
+        </w:rPr>
+        <w:lastRenderedPageBreak/>
+        <w:t>职责与</w:t>
+      </w:r>
+      <w:r>
+        <w:rPr>
+          <w:rFonts w:ascii="微软雅黑" w:eastAsia="微软雅黑" w:hAnsi="微软雅黑" w:hint="eastAsia"/>
+          <w:b/>
+          <w:bCs/>
+          <w:sz w:val="21"/>
+          <w:szCs w:val="21"/>
+        </w:rPr>
+        <w:t>成果</w:t>
+      </w:r>
+      <w:r>
+        <w:rPr>
+          <w:rFonts w:ascii="微软雅黑" w:eastAsia="微软雅黑" w:hAnsi="微软雅黑"/>
+          <w:b/>
+          <w:bCs/>
+          <w:sz w:val="21"/>
+          <w:szCs w:val="21"/>
+        </w:rPr>
+        <w:t>：</w:t>
+      </w:r>
+    </w:p>
+    <w:p>
+      <w:pPr>
+        <w:numPr>
+          <w:ilvl w:val="0"/>
+          <w:numId w:val="4"/>
+        </w:numPr>
+        <w:spacing w:after="80"/>
+        <w:rPr>
+          <w:rFonts w:hint="eastAsia"/>
+        </w:rPr>
+      </w:pPr>
+      <w:r>
+        <w:t>全流程</w:t>
+      </w:r>
+      <w:r>
+        <w:rPr>
+          <w:rFonts w:hint="eastAsia"/>
+        </w:rPr>
+        <w:t>交付</w:t>
+      </w:r>
+      <w:r>
+        <w:t>：</w:t>
+      </w:r>
+      <w:r>
+        <w:rPr>
+          <w:rFonts w:hint="eastAsia"/>
+        </w:rPr>
+        <w:t>参与</w:t>
+      </w:r>
+      <w:r>
+        <w:t>需求分析、系统设计、前后端开发到上线运维的全流程交付。</w:t>
+      </w:r>
+    </w:p>
+    <w:p>
+      <w:pPr>
+        <w:numPr>
+          <w:ilvl w:val="0"/>
+          <w:numId w:val="4"/>
+        </w:numPr>
+        <w:spacing w:after="80"/>
         <w:rPr>
           <w:rFonts w:hint="eastAsia"/>
         </w:rPr>
@@ -3123,36 +4041,54 @@
     </w:p>
     <w:p>
       <w:pPr>
-        <w:spacing w:before="160" w:after="60"/>
-        <w:rPr>
-          <w:rFonts w:hint="eastAsia"/>
-        </w:rPr>
-      </w:pPr>
-      <w:r>
-        <w:rPr>
-          <w:rFonts w:ascii="微软雅黑" w:eastAsia="微软雅黑" w:hAnsi="微软雅黑"/>
-          <w:b/>
-          <w:color w:val="2E5395"/>
-          <w:sz w:val="23"/>
-          <w:szCs w:val="23"/>
-        </w:rPr>
-        <w:t>教育背景</w:t>
-      </w:r>
-    </w:p>
-    <w:p>
-      <w:pPr>
-        <w:spacing w:after="80"/>
-        <w:rPr>
-          <w:rFonts w:hint="eastAsia"/>
-        </w:rPr>
-      </w:pPr>
-      <w:r>
-        <w:rPr>
-          <w:rFonts w:ascii="微软雅黑" w:eastAsia="微软雅黑" w:hAnsi="微软雅黑"/>
-          <w:sz w:val="21"/>
-          <w:szCs w:val="21"/>
-        </w:rPr>
-        <w:t>西北民族大学 | 历史学 | 本科（2014.09 – 2018.06）</w:t>
+        <w:spacing w:after="80"/>
+        <w:rPr>
+          <w:rFonts w:hint="eastAsia"/>
+        </w:rPr>
+      </w:pPr>
+      <w:r>
+        <w:rPr>
+          <w:rFonts w:ascii="微软雅黑" w:eastAsia="微软雅黑" w:hAnsi="微软雅黑"/>
+          <w:sz w:val="21"/>
+          <w:szCs w:val="21"/>
+        </w:rPr>
+        <w:t>西北民族</w:t>
+      </w:r>
+      <w:proofErr w:type="gramStart"/>
+      <w:r>
+        <w:rPr>
+          <w:rFonts w:ascii="微软雅黑" w:eastAsia="微软雅黑" w:hAnsi="微软雅黑"/>
+          <w:sz w:val="21"/>
+          <w:szCs w:val="21"/>
+        </w:rPr>
+        <w:t xml:space="preserve">大学 | 历史学 | </w:t>
+      </w:r>
+      <w:proofErr w:type="gramEnd"/>
+      <w:r>
+        <w:rPr>
+          <w:rFonts w:ascii="微软雅黑" w:eastAsia="微软雅黑" w:hAnsi="微软雅黑"/>
+          <w:sz w:val="21"/>
+          <w:szCs w:val="21"/>
+        </w:rPr>
+        <w:t xml:space="preserve">本科（2014.09 </w:t>
+      </w:r>
+      <w:proofErr w:type="gramStart"/>
+      <w:r>
+        <w:rPr>
+          <w:rFonts w:ascii="微软雅黑" w:eastAsia="微软雅黑" w:hAnsi="微软雅黑"/>
+          <w:sz w:val="21"/>
+          <w:szCs w:val="21"/>
+        </w:rPr>
+        <w:t>– 2018.06</w:t>
+      </w:r>
+      <w:proofErr w:type="gramEnd"/>
+      <w:r>
+        <w:rPr>
+          <w:rFonts w:ascii="微软雅黑" w:eastAsia="微软雅黑" w:hAnsi="微软雅黑"/>
+          <w:sz w:val="21"/>
+          <w:szCs w:val="21"/>
+        </w:rPr>
+        <w:t>）</w:t>
       </w:r>
     </w:p>
     <w:p>
@@ -3422,6 +4358,304 @@
     </w:lvl>
   </w:abstractNum>
   <w:abstractNum w:abstractNumId="1" w15:restartNumberingAfterBreak="0">
+    <w:nsid w:val="063421F7"/>
+    <w:multiLevelType w:val="multilevel"/>
+    <w:tmpl w:val="5C9EA26E"/>
+    <w:lvl w:ilvl="0">
+      <w:start w:val="1"/>
+      <w:numFmt w:val="bullet"/>
+      <w:lvlText w:val=""/>
+      <w:lvlJc w:val="left"/>
+      <w:pPr>
+        <w:tabs>
+          <w:tab w:val="num" w:pos="720"/>
+        </w:tabs>
+        <w:ind w:left="720" w:hanging="360"/>
+      </w:pPr>
+      <w:rPr>
+        <w:rFonts w:ascii="Symbol" w:hAnsi="Symbol" w:hint="default"/>
+        <w:sz w:val="20"/>
+      </w:rPr>
+    </w:lvl>
+    <w:lvl w:ilvl="1">
+      <w:start w:val="1"/>
+      <w:numFmt w:val="bullet"/>
+      <w:lvlText w:val="o"/>
+      <w:lvlJc w:val="left"/>
+      <w:pPr>
+        <w:tabs>
+          <w:tab w:val="num" w:pos="1440"/>
+        </w:tabs>
+        <w:ind w:left="1440" w:hanging="360"/>
+      </w:pPr>
+      <w:rPr>
+        <w:rFonts w:ascii="Courier New" w:hAnsi="Courier New" w:hint="default"/>
+        <w:sz w:val="20"/>
+      </w:rPr>
+    </w:lvl>
+    <w:lvl w:ilvl="2" w:tentative="1">
+      <w:start w:val="1"/>
+      <w:numFmt w:val="bullet"/>
+      <w:lvlText w:val=""/>
+      <w:lvlJc w:val="left"/>
+      <w:pPr>
+        <w:tabs>
+          <w:tab w:val="num" w:pos="2160"/>
+        </w:tabs>
+        <w:ind w:left="2160" w:hanging="360"/>
+      </w:pPr>
+      <w:rPr>
+        <w:rFonts w:ascii="Wingdings" w:hAnsi="Wingdings" w:hint="default"/>
+        <w:sz w:val="20"/>
+      </w:rPr>
+    </w:lvl>
+    <w:lvl w:ilvl="3" w:tentative="1">
+      <w:start w:val="1"/>
+      <w:numFmt w:val="bullet"/>
+      <w:lvlText w:val=""/>
+      <w:lvlJc w:val="left"/>
+      <w:pPr>
+        <w:tabs>
+          <w:tab w:val="num" w:pos="2880"/>
+        </w:tabs>
+        <w:ind w:left="2880" w:hanging="360"/>
+      </w:pPr>
+      <w:rPr>
+        <w:rFonts w:ascii="Wingdings" w:hAnsi="Wingdings" w:hint="default"/>
+        <w:sz w:val="20"/>
+      </w:rPr>
+    </w:lvl>
+    <w:lvl w:ilvl="4" w:tentative="1">
+      <w:start w:val="1"/>
+      <w:numFmt w:val="bullet"/>
+      <w:lvlText w:val=""/>
+      <w:lvlJc w:val="left"/>
+      <w:pPr>
+        <w:tabs>
+          <w:tab w:val="num" w:pos="3600"/>
+        </w:tabs>
+        <w:ind w:left="3600" w:hanging="360"/>
+      </w:pPr>
+      <w:rPr>
+        <w:rFonts w:ascii="Wingdings" w:hAnsi="Wingdings" w:hint="default"/>
+        <w:sz w:val="20"/>
+      </w:rPr>
+    </w:lvl>
+    <w:lvl w:ilvl="5" w:tentative="1">
+      <w:start w:val="1"/>
+      <w:numFmt w:val="bullet"/>
+      <w:lvlText w:val=""/>
+      <w:lvlJc w:val="left"/>
+      <w:pPr>
+        <w:tabs>
+          <w:tab w:val="num" w:pos="4320"/>
+        </w:tabs>
+        <w:ind w:left="4320" w:hanging="360"/>
+      </w:pPr>
+      <w:rPr>
+        <w:rFonts w:ascii="Wingdings" w:hAnsi="Wingdings" w:hint="default"/>
+        <w:sz w:val="20"/>
+      </w:rPr>
+    </w:lvl>
+    <w:lvl w:ilvl="6" w:tentative="1">
+      <w:start w:val="1"/>
+      <w:numFmt w:val="bullet"/>
+      <w:lvlText w:val=""/>
+      <w:lvlJc w:val="left"/>
+      <w:pPr>
+        <w:tabs>
+          <w:tab w:val="num" w:pos="5040"/>
+        </w:tabs>
+        <w:ind w:left="5040" w:hanging="360"/>
+      </w:pPr>
+      <w:rPr>
+        <w:rFonts w:ascii="Wingdings" w:hAnsi="Wingdings" w:hint="default"/>
+        <w:sz w:val="20"/>
+      </w:rPr>
+    </w:lvl>
+    <w:lvl w:ilvl="7" w:tentative="1">
+      <w:start w:val="1"/>
+      <w:numFmt w:val="bullet"/>
+      <w:lvlText w:val=""/>
+      <w:lvlJc w:val="left"/>
+      <w:pPr>
+        <w:tabs>
+          <w:tab w:val="num" w:pos="5760"/>
+        </w:tabs>
+        <w:ind w:left="5760" w:hanging="360"/>
+      </w:pPr>
+      <w:rPr>
+        <w:rFonts w:ascii="Wingdings" w:hAnsi="Wingdings" w:hint="default"/>
+        <w:sz w:val="20"/>
+      </w:rPr>
+    </w:lvl>
+    <w:lvl w:ilvl="8" w:tentative="1">
+      <w:start w:val="1"/>
+      <w:numFmt w:val="bullet"/>
+      <w:lvlText w:val=""/>
+      <w:lvlJc w:val="left"/>
+      <w:pPr>
+        <w:tabs>
+          <w:tab w:val="num" w:pos="6480"/>
+        </w:tabs>
+        <w:ind w:left="6480" w:hanging="360"/>
+      </w:pPr>
+      <w:rPr>
+        <w:rFonts w:ascii="Wingdings" w:hAnsi="Wingdings" w:hint="default"/>
+        <w:sz w:val="20"/>
+      </w:rPr>
+    </w:lvl>
+  </w:abstractNum>
+  <w:abstractNum w:abstractNumId="2" w15:restartNumberingAfterBreak="0">
+    <w:nsid w:val="0ED41FBF"/>
+    <w:multiLevelType w:val="multilevel"/>
+    <w:tmpl w:val="25441DF0"/>
+    <w:lvl w:ilvl="0">
+      <w:start w:val="1"/>
+      <w:numFmt w:val="bullet"/>
+      <w:lvlText w:val=""/>
+      <w:lvlJc w:val="left"/>
+      <w:pPr>
+        <w:tabs>
+          <w:tab w:val="num" w:pos="720"/>
+        </w:tabs>
+        <w:ind w:left="720" w:hanging="360"/>
+      </w:pPr>
+      <w:rPr>
+        <w:rFonts w:ascii="Symbol" w:hAnsi="Symbol" w:hint="default"/>
+        <w:sz w:val="20"/>
+      </w:rPr>
+    </w:lvl>
+    <w:lvl w:ilvl="1" w:tentative="1">
+      <w:start w:val="1"/>
+      <w:numFmt w:val="bullet"/>
+      <w:lvlText w:val="o"/>
+      <w:lvlJc w:val="left"/>
+      <w:pPr>
+        <w:tabs>
+          <w:tab w:val="num" w:pos="1440"/>
+        </w:tabs>
+        <w:ind w:left="1440" w:hanging="360"/>
+      </w:pPr>
+      <w:rPr>
+        <w:rFonts w:ascii="Courier New" w:hAnsi="Courier New" w:hint="default"/>
+        <w:sz w:val="20"/>
+      </w:rPr>
+    </w:lvl>
+    <w:lvl w:ilvl="2" w:tentative="1">
+      <w:start w:val="1"/>
+      <w:numFmt w:val="bullet"/>
+      <w:lvlText w:val=""/>
+      <w:lvlJc w:val="left"/>
+      <w:pPr>
+        <w:tabs>
+          <w:tab w:val="num" w:pos="2160"/>
+        </w:tabs>
+        <w:ind w:left="2160" w:hanging="360"/>
+      </w:pPr>
+      <w:rPr>
+        <w:rFonts w:ascii="Wingdings" w:hAnsi="Wingdings" w:hint="default"/>
+        <w:sz w:val="20"/>
+      </w:rPr>
+    </w:lvl>
+    <w:lvl w:ilvl="3" w:tentative="1">
+      <w:start w:val="1"/>
+      <w:numFmt w:val="bullet"/>
+      <w:lvlText w:val=""/>
+      <w:lvlJc w:val="left"/>
+      <w:pPr>
+        <w:tabs>
+          <w:tab w:val="num" w:pos="2880"/>
+        </w:tabs>
+        <w:ind w:left="2880" w:hanging="360"/>
+      </w:pPr>
+      <w:rPr>
+        <w:rFonts w:ascii="Wingdings" w:hAnsi="Wingdings" w:hint="default"/>
+        <w:sz w:val="20"/>
+      </w:rPr>
+    </w:lvl>
+    <w:lvl w:ilvl="4" w:tentative="1">
+      <w:start w:val="1"/>
+      <w:numFmt w:val="bullet"/>
+      <w:lvlText w:val=""/>
+      <w:lvlJc w:val="left"/>
+      <w:pPr>
+        <w:tabs>
+          <w:tab w:val="num" w:pos="3600"/>
+        </w:tabs>
+        <w:ind w:left="3600" w:hanging="360"/>
+      </w:pPr>
+      <w:rPr>
+        <w:rFonts w:ascii="Wingdings" w:hAnsi="Wingdings" w:hint="default"/>
+        <w:sz w:val="20"/>
+      </w:rPr>
+    </w:lvl>
+    <w:lvl w:ilvl="5" w:tentative="1">
+      <w:start w:val="1"/>
+      <w:numFmt w:val="bullet"/>
+      <w:lvlText w:val=""/>
+      <w:lvlJc w:val="left"/>
+      <w:pPr>
+        <w:tabs>
+          <w:tab w:val="num" w:pos="4320"/>
+        </w:tabs>
+        <w:ind w:left="4320" w:hanging="360"/>
+      </w:pPr>
+      <w:rPr>
+        <w:rFonts w:ascii="Wingdings" w:hAnsi="Wingdings" w:hint="default"/>
+        <w:sz w:val="20"/>
+      </w:rPr>
+    </w:lvl>
+    <w:lvl w:ilvl="6" w:tentative="1">
+      <w:start w:val="1"/>
+      <w:numFmt w:val="bullet"/>
+      <w:lvlText w:val=""/>
+      <w:lvlJc w:val="left"/>
+      <w:pPr>
+        <w:tabs>
+          <w:tab w:val="num" w:pos="5040"/>
+        </w:tabs>
+        <w:ind w:left="5040" w:hanging="360"/>
+      </w:pPr>
+      <w:rPr>
+        <w:rFonts w:ascii="Wingdings" w:hAnsi="Wingdings" w:hint="default"/>
+        <w:sz w:val="20"/>
+      </w:rPr>
+    </w:lvl>
+    <w:lvl w:ilvl="7" w:tentative="1">
+      <w:start w:val="1"/>
+      <w:numFmt w:val="bullet"/>
+      <w:lvlText w:val=""/>
+      <w:lvlJc w:val="left"/>
+      <w:pPr>
+        <w:tabs>
+          <w:tab w:val="num" w:pos="5760"/>
+        </w:tabs>
+        <w:ind w:left="5760" w:hanging="360"/>
+      </w:pPr>
+      <w:rPr>
+        <w:rFonts w:ascii="Wingdings" w:hAnsi="Wingdings" w:hint="default"/>
+        <w:sz w:val="20"/>
+      </w:rPr>
+    </w:lvl>
+    <w:lvl w:ilvl="8" w:tentative="1">
+      <w:start w:val="1"/>
+      <w:numFmt w:val="bullet"/>
+      <w:lvlText w:val=""/>
+      <w:lvlJc w:val="left"/>
+      <w:pPr>
+        <w:tabs>
+          <w:tab w:val="num" w:pos="6480"/>
+        </w:tabs>
+        <w:ind w:left="6480" w:hanging="360"/>
+      </w:pPr>
+      <w:rPr>
+        <w:rFonts w:ascii="Wingdings" w:hAnsi="Wingdings" w:hint="default"/>
+        <w:sz w:val="20"/>
+      </w:rPr>
+    </w:lvl>
+  </w:abstractNum>
+  <w:abstractNum w:abstractNumId="3" w15:restartNumberingAfterBreak="0">
     <w:nsid w:val="12312363"/>
     <w:multiLevelType w:val="multilevel"/>
     <w:tmpl w:val="75BC2BF6"/>
@@ -3570,7 +4804,7 @@
       </w:rPr>
     </w:lvl>
   </w:abstractNum>
-  <w:abstractNum w:abstractNumId="2" w15:restartNumberingAfterBreak="0">
+  <w:abstractNum w:abstractNumId="4" w15:restartNumberingAfterBreak="0">
     <w:nsid w:val="1E416643"/>
     <w:multiLevelType w:val="multilevel"/>
     <w:tmpl w:val="C03E7ED4"/>
@@ -3719,7 +4953,7 @@
       </w:rPr>
     </w:lvl>
   </w:abstractNum>
-  <w:abstractNum w:abstractNumId="3" w15:restartNumberingAfterBreak="0">
+  <w:abstractNum w:abstractNumId="5" w15:restartNumberingAfterBreak="0">
     <w:nsid w:val="2DAB3603"/>
     <w:multiLevelType w:val="multilevel"/>
     <w:tmpl w:val="84041686"/>
@@ -3868,7 +5102,156 @@
       </w:rPr>
     </w:lvl>
   </w:abstractNum>
-  <w:abstractNum w:abstractNumId="4" w15:restartNumberingAfterBreak="0">
+  <w:abstractNum w:abstractNumId="6" w15:restartNumberingAfterBreak="0">
+    <w:nsid w:val="3C764507"/>
+    <w:multiLevelType w:val="multilevel"/>
+    <w:tmpl w:val="A80E90BA"/>
+    <w:lvl w:ilvl="0">
+      <w:start w:val="1"/>
+      <w:numFmt w:val="bullet"/>
+      <w:lvlText w:val=""/>
+      <w:lvlJc w:val="left"/>
+      <w:pPr>
+        <w:tabs>
+          <w:tab w:val="num" w:pos="720"/>
+        </w:tabs>
+        <w:ind w:left="720" w:hanging="360"/>
+      </w:pPr>
+      <w:rPr>
+        <w:rFonts w:ascii="Symbol" w:hAnsi="Symbol" w:hint="default"/>
+        <w:sz w:val="20"/>
+      </w:rPr>
+    </w:lvl>
+    <w:lvl w:ilvl="1" w:tentative="1">
+      <w:start w:val="1"/>
+      <w:numFmt w:val="bullet"/>
+      <w:lvlText w:val="o"/>
+      <w:lvlJc w:val="left"/>
+      <w:pPr>
+        <w:tabs>
+          <w:tab w:val="num" w:pos="1440"/>
+        </w:tabs>
+        <w:ind w:left="1440" w:hanging="360"/>
+      </w:pPr>
+      <w:rPr>
+        <w:rFonts w:ascii="Courier New" w:hAnsi="Courier New" w:hint="default"/>
+        <w:sz w:val="20"/>
+      </w:rPr>
+    </w:lvl>
+    <w:lvl w:ilvl="2" w:tentative="1">
+      <w:start w:val="1"/>
+      <w:numFmt w:val="bullet"/>
+      <w:lvlText w:val=""/>
+      <w:lvlJc w:val="left"/>
+      <w:pPr>
+        <w:tabs>
+          <w:tab w:val="num" w:pos="2160"/>
+        </w:tabs>
+        <w:ind w:left="2160" w:hanging="360"/>
+      </w:pPr>
+      <w:rPr>
+        <w:rFonts w:ascii="Wingdings" w:hAnsi="Wingdings" w:hint="default"/>
+        <w:sz w:val="20"/>
+      </w:rPr>
+    </w:lvl>
+    <w:lvl w:ilvl="3" w:tentative="1">
+      <w:start w:val="1"/>
+      <w:numFmt w:val="bullet"/>
+      <w:lvlText w:val=""/>
+      <w:lvlJc w:val="left"/>
+      <w:pPr>
+        <w:tabs>
+          <w:tab w:val="num" w:pos="2880"/>
+        </w:tabs>
+        <w:ind w:left="2880" w:hanging="360"/>
+      </w:pPr>
+      <w:rPr>
+        <w:rFonts w:ascii="Wingdings" w:hAnsi="Wingdings" w:hint="default"/>
+        <w:sz w:val="20"/>
+      </w:rPr>
+    </w:lvl>
+    <w:lvl w:ilvl="4" w:tentative="1">
+      <w:start w:val="1"/>
+      <w:numFmt w:val="bullet"/>
+      <w:lvlText w:val=""/>
+      <w:lvlJc w:val="left"/>
+      <w:pPr>
+        <w:tabs>
+          <w:tab w:val="num" w:pos="3600"/>
+        </w:tabs>
+        <w:ind w:left="3600" w:hanging="360"/>
+      </w:pPr>
+      <w:rPr>
+        <w:rFonts w:ascii="Wingdings" w:hAnsi="Wingdings" w:hint="default"/>
+        <w:sz w:val="20"/>
+      </w:rPr>
+    </w:lvl>
+    <w:lvl w:ilvl="5" w:tentative="1">
+      <w:start w:val="1"/>
+      <w:numFmt w:val="bullet"/>
+      <w:lvlText w:val=""/>
+      <w:lvlJc w:val="left"/>
+      <w:pPr>
+        <w:tabs>
+          <w:tab w:val="num" w:pos="4320"/>
+        </w:tabs>
+        <w:ind w:left="4320" w:hanging="360"/>
+      </w:pPr>
+      <w:rPr>
+        <w:rFonts w:ascii="Wingdings" w:hAnsi="Wingdings" w:hint="default"/>
+        <w:sz w:val="20"/>
+      </w:rPr>
+    </w:lvl>
+    <w:lvl w:ilvl="6" w:tentative="1">
+      <w:start w:val="1"/>
+      <w:numFmt w:val="bullet"/>
+      <w:lvlText w:val=""/>
+      <w:lvlJc w:val="left"/>
+      <w:pPr>
+        <w:tabs>
+          <w:tab w:val="num" w:pos="5040"/>
+        </w:tabs>
+        <w:ind w:left="5040" w:hanging="360"/>
+      </w:pPr>
+      <w:rPr>
+        <w:rFonts w:ascii="Wingdings" w:hAnsi="Wingdings" w:hint="default"/>
+        <w:sz w:val="20"/>
+      </w:rPr>
+    </w:lvl>
+    <w:lvl w:ilvl="7" w:tentative="1">
+      <w:start w:val="1"/>
+      <w:numFmt w:val="bullet"/>
+      <w:lvlText w:val=""/>
+      <w:lvlJc w:val="left"/>
+      <w:pPr>
+        <w:tabs>
+          <w:tab w:val="num" w:pos="5760"/>
+        </w:tabs>
+        <w:ind w:left="5760" w:hanging="360"/>
+      </w:pPr>
+      <w:rPr>
+        <w:rFonts w:ascii="Wingdings" w:hAnsi="Wingdings" w:hint="default"/>
+        <w:sz w:val="20"/>
+      </w:rPr>
+    </w:lvl>
+    <w:lvl w:ilvl="8" w:tentative="1">
+      <w:start w:val="1"/>
+      <w:numFmt w:val="bullet"/>
+      <w:lvlText w:val=""/>
+      <w:lvlJc w:val="left"/>
+      <w:pPr>
+        <w:tabs>
+          <w:tab w:val="num" w:pos="6480"/>
+        </w:tabs>
+        <w:ind w:left="6480" w:hanging="360"/>
+      </w:pPr>
+      <w:rPr>
+        <w:rFonts w:ascii="Wingdings" w:hAnsi="Wingdings" w:hint="default"/>
+        <w:sz w:val="20"/>
+      </w:rPr>
+    </w:lvl>
+  </w:abstractNum>
+  <w:abstractNum w:abstractNumId="7" w15:restartNumberingAfterBreak="0">
     <w:nsid w:val="3CB40A7C"/>
     <w:multiLevelType w:val="multilevel"/>
     <w:tmpl w:val="C014665E"/>
@@ -4017,7 +5400,454 @@
       </w:rPr>
     </w:lvl>
   </w:abstractNum>
-  <w:abstractNum w:abstractNumId="5" w15:restartNumberingAfterBreak="0">
+  <w:abstractNum w:abstractNumId="8" w15:restartNumberingAfterBreak="0">
+    <w:nsid w:val="3E6F7A67"/>
+    <w:multiLevelType w:val="multilevel"/>
+    <w:tmpl w:val="0ABC2EBA"/>
+    <w:lvl w:ilvl="0">
+      <w:start w:val="1"/>
+      <w:numFmt w:val="bullet"/>
+      <w:lvlText w:val=""/>
+      <w:lvlJc w:val="left"/>
+      <w:pPr>
+        <w:tabs>
+          <w:tab w:val="num" w:pos="720"/>
+        </w:tabs>
+        <w:ind w:left="720" w:hanging="360"/>
+      </w:pPr>
+      <w:rPr>
+        <w:rFonts w:ascii="Symbol" w:hAnsi="Symbol" w:hint="default"/>
+        <w:sz w:val="20"/>
+      </w:rPr>
+    </w:lvl>
+    <w:lvl w:ilvl="1" w:tentative="1">
+      <w:start w:val="1"/>
+      <w:numFmt w:val="bullet"/>
+      <w:lvlText w:val="o"/>
+      <w:lvlJc w:val="left"/>
+      <w:pPr>
+        <w:tabs>
+          <w:tab w:val="num" w:pos="1440"/>
+        </w:tabs>
+        <w:ind w:left="1440" w:hanging="360"/>
+      </w:pPr>
+      <w:rPr>
+        <w:rFonts w:ascii="Courier New" w:hAnsi="Courier New" w:hint="default"/>
+        <w:sz w:val="20"/>
+      </w:rPr>
+    </w:lvl>
+    <w:lvl w:ilvl="2" w:tentative="1">
+      <w:start w:val="1"/>
+      <w:numFmt w:val="bullet"/>
+      <w:lvlText w:val=""/>
+      <w:lvlJc w:val="left"/>
+      <w:pPr>
+        <w:tabs>
+          <w:tab w:val="num" w:pos="2160"/>
+        </w:tabs>
+        <w:ind w:left="2160" w:hanging="360"/>
+      </w:pPr>
+      <w:rPr>
+        <w:rFonts w:ascii="Wingdings" w:hAnsi="Wingdings" w:hint="default"/>
+        <w:sz w:val="20"/>
+      </w:rPr>
+    </w:lvl>
+    <w:lvl w:ilvl="3" w:tentative="1">
+      <w:start w:val="1"/>
+      <w:numFmt w:val="bullet"/>
+      <w:lvlText w:val=""/>
+      <w:lvlJc w:val="left"/>
+      <w:pPr>
+        <w:tabs>
+          <w:tab w:val="num" w:pos="2880"/>
+        </w:tabs>
+        <w:ind w:left="2880" w:hanging="360"/>
+      </w:pPr>
+      <w:rPr>
+        <w:rFonts w:ascii="Wingdings" w:hAnsi="Wingdings" w:hint="default"/>
+        <w:sz w:val="20"/>
+      </w:rPr>
+    </w:lvl>
+    <w:lvl w:ilvl="4" w:tentative="1">
+      <w:start w:val="1"/>
+      <w:numFmt w:val="bullet"/>
+      <w:lvlText w:val=""/>
+      <w:lvlJc w:val="left"/>
+      <w:pPr>
+        <w:tabs>
+          <w:tab w:val="num" w:pos="3600"/>
+        </w:tabs>
+        <w:ind w:left="3600" w:hanging="360"/>
+      </w:pPr>
+      <w:rPr>
+        <w:rFonts w:ascii="Wingdings" w:hAnsi="Wingdings" w:hint="default"/>
+        <w:sz w:val="20"/>
+      </w:rPr>
+    </w:lvl>
+    <w:lvl w:ilvl="5" w:tentative="1">
+      <w:start w:val="1"/>
+      <w:numFmt w:val="bullet"/>
+      <w:lvlText w:val=""/>
+      <w:lvlJc w:val="left"/>
+      <w:pPr>
+        <w:tabs>
+          <w:tab w:val="num" w:pos="4320"/>
+        </w:tabs>
+        <w:ind w:left="4320" w:hanging="360"/>
+      </w:pPr>
+      <w:rPr>
+        <w:rFonts w:ascii="Wingdings" w:hAnsi="Wingdings" w:hint="default"/>
+        <w:sz w:val="20"/>
+      </w:rPr>
+    </w:lvl>
+    <w:lvl w:ilvl="6" w:tentative="1">
+      <w:start w:val="1"/>
+      <w:numFmt w:val="bullet"/>
+      <w:lvlText w:val=""/>
+      <w:lvlJc w:val="left"/>
+      <w:pPr>
+        <w:tabs>
+          <w:tab w:val="num" w:pos="5040"/>
+        </w:tabs>
+        <w:ind w:left="5040" w:hanging="360"/>
+      </w:pPr>
+      <w:rPr>
+        <w:rFonts w:ascii="Wingdings" w:hAnsi="Wingdings" w:hint="default"/>
+        <w:sz w:val="20"/>
+      </w:rPr>
+    </w:lvl>
+    <w:lvl w:ilvl="7" w:tentative="1">
+      <w:start w:val="1"/>
+      <w:numFmt w:val="bullet"/>
+      <w:lvlText w:val=""/>
+      <w:lvlJc w:val="left"/>
+      <w:pPr>
+        <w:tabs>
+          <w:tab w:val="num" w:pos="5760"/>
+        </w:tabs>
+        <w:ind w:left="5760" w:hanging="360"/>
+      </w:pPr>
+      <w:rPr>
+        <w:rFonts w:ascii="Wingdings" w:hAnsi="Wingdings" w:hint="default"/>
+        <w:sz w:val="20"/>
+      </w:rPr>
+    </w:lvl>
+    <w:lvl w:ilvl="8" w:tentative="1">
+      <w:start w:val="1"/>
+      <w:numFmt w:val="bullet"/>
+      <w:lvlText w:val=""/>
+      <w:lvlJc w:val="left"/>
+      <w:pPr>
+        <w:tabs>
+          <w:tab w:val="num" w:pos="6480"/>
+        </w:tabs>
+        <w:ind w:left="6480" w:hanging="360"/>
+      </w:pPr>
+      <w:rPr>
+        <w:rFonts w:ascii="Wingdings" w:hAnsi="Wingdings" w:hint="default"/>
+        <w:sz w:val="20"/>
+      </w:rPr>
+    </w:lvl>
+  </w:abstractNum>
+  <w:abstractNum w:abstractNumId="9" w15:restartNumberingAfterBreak="0">
+    <w:nsid w:val="4A48693D"/>
+    <w:multiLevelType w:val="multilevel"/>
+    <w:tmpl w:val="409E4CC2"/>
+    <w:lvl w:ilvl="0">
+      <w:start w:val="1"/>
+      <w:numFmt w:val="bullet"/>
+      <w:lvlText w:val=""/>
+      <w:lvlJc w:val="left"/>
+      <w:pPr>
+        <w:tabs>
+          <w:tab w:val="num" w:pos="720"/>
+        </w:tabs>
+        <w:ind w:left="720" w:hanging="360"/>
+      </w:pPr>
+      <w:rPr>
+        <w:rFonts w:ascii="Symbol" w:hAnsi="Symbol" w:hint="default"/>
+        <w:sz w:val="20"/>
+      </w:rPr>
+    </w:lvl>
+    <w:lvl w:ilvl="1" w:tentative="1">
+      <w:start w:val="1"/>
+      <w:numFmt w:val="bullet"/>
+      <w:lvlText w:val="o"/>
+      <w:lvlJc w:val="left"/>
+      <w:pPr>
+        <w:tabs>
+          <w:tab w:val="num" w:pos="1440"/>
+        </w:tabs>
+        <w:ind w:left="1440" w:hanging="360"/>
+      </w:pPr>
+      <w:rPr>
+        <w:rFonts w:ascii="Courier New" w:hAnsi="Courier New" w:hint="default"/>
+        <w:sz w:val="20"/>
+      </w:rPr>
+    </w:lvl>
+    <w:lvl w:ilvl="2" w:tentative="1">
+      <w:start w:val="1"/>
+      <w:numFmt w:val="bullet"/>
+      <w:lvlText w:val=""/>
+      <w:lvlJc w:val="left"/>
+      <w:pPr>
+        <w:tabs>
+          <w:tab w:val="num" w:pos="2160"/>
+        </w:tabs>
+        <w:ind w:left="2160" w:hanging="360"/>
+      </w:pPr>
+      <w:rPr>
+        <w:rFonts w:ascii="Wingdings" w:hAnsi="Wingdings" w:hint="default"/>
+        <w:sz w:val="20"/>
+      </w:rPr>
+    </w:lvl>
+    <w:lvl w:ilvl="3" w:tentative="1">
+      <w:start w:val="1"/>
+      <w:numFmt w:val="bullet"/>
+      <w:lvlText w:val=""/>
+      <w:lvlJc w:val="left"/>
+      <w:pPr>
+        <w:tabs>
+          <w:tab w:val="num" w:pos="2880"/>
+        </w:tabs>
+        <w:ind w:left="2880" w:hanging="360"/>
+      </w:pPr>
+      <w:rPr>
+        <w:rFonts w:ascii="Wingdings" w:hAnsi="Wingdings" w:hint="default"/>
+        <w:sz w:val="20"/>
+      </w:rPr>
+    </w:lvl>
+    <w:lvl w:ilvl="4" w:tentative="1">
+      <w:start w:val="1"/>
+      <w:numFmt w:val="bullet"/>
+      <w:lvlText w:val=""/>
+      <w:lvlJc w:val="left"/>
+      <w:pPr>
+        <w:tabs>
+          <w:tab w:val="num" w:pos="3600"/>
+        </w:tabs>
+        <w:ind w:left="3600" w:hanging="360"/>
+      </w:pPr>
+      <w:rPr>
+        <w:rFonts w:ascii="Wingdings" w:hAnsi="Wingdings" w:hint="default"/>
+        <w:sz w:val="20"/>
+      </w:rPr>
+    </w:lvl>
+    <w:lvl w:ilvl="5" w:tentative="1">
+      <w:start w:val="1"/>
+      <w:numFmt w:val="bullet"/>
+      <w:lvlText w:val=""/>
+      <w:lvlJc w:val="left"/>
+      <w:pPr>
+        <w:tabs>
+          <w:tab w:val="num" w:pos="4320"/>
+        </w:tabs>
+        <w:ind w:left="4320" w:hanging="360"/>
+      </w:pPr>
+      <w:rPr>
+        <w:rFonts w:ascii="Wingdings" w:hAnsi="Wingdings" w:hint="default"/>
+        <w:sz w:val="20"/>
+      </w:rPr>
+    </w:lvl>
+    <w:lvl w:ilvl="6" w:tentative="1">
+      <w:start w:val="1"/>
+      <w:numFmt w:val="bullet"/>
+      <w:lvlText w:val=""/>
+      <w:lvlJc w:val="left"/>
+      <w:pPr>
+        <w:tabs>
+          <w:tab w:val="num" w:pos="5040"/>
+        </w:tabs>
+        <w:ind w:left="5040" w:hanging="360"/>
+      </w:pPr>
+      <w:rPr>
+        <w:rFonts w:ascii="Wingdings" w:hAnsi="Wingdings" w:hint="default"/>
+        <w:sz w:val="20"/>
+      </w:rPr>
+    </w:lvl>
+    <w:lvl w:ilvl="7" w:tentative="1">
+      <w:start w:val="1"/>
+      <w:numFmt w:val="bullet"/>
+      <w:lvlText w:val=""/>
+      <w:lvlJc w:val="left"/>
+      <w:pPr>
+        <w:tabs>
+          <w:tab w:val="num" w:pos="5760"/>
+        </w:tabs>
+        <w:ind w:left="5760" w:hanging="360"/>
+      </w:pPr>
+      <w:rPr>
+        <w:rFonts w:ascii="Wingdings" w:hAnsi="Wingdings" w:hint="default"/>
+        <w:sz w:val="20"/>
+      </w:rPr>
+    </w:lvl>
+    <w:lvl w:ilvl="8" w:tentative="1">
+      <w:start w:val="1"/>
+      <w:numFmt w:val="bullet"/>
+      <w:lvlText w:val=""/>
+      <w:lvlJc w:val="left"/>
+      <w:pPr>
+        <w:tabs>
+          <w:tab w:val="num" w:pos="6480"/>
+        </w:tabs>
+        <w:ind w:left="6480" w:hanging="360"/>
+      </w:pPr>
+      <w:rPr>
+        <w:rFonts w:ascii="Wingdings" w:hAnsi="Wingdings" w:hint="default"/>
+        <w:sz w:val="20"/>
+      </w:rPr>
+    </w:lvl>
+  </w:abstractNum>
+  <w:abstractNum w:abstractNumId="10" w15:restartNumberingAfterBreak="0">
+    <w:nsid w:val="514A53A0"/>
+    <w:multiLevelType w:val="multilevel"/>
+    <w:tmpl w:val="D450BAFA"/>
+    <w:lvl w:ilvl="0">
+      <w:start w:val="1"/>
+      <w:numFmt w:val="bullet"/>
+      <w:lvlText w:val=""/>
+      <w:lvlJc w:val="left"/>
+      <w:pPr>
+        <w:tabs>
+          <w:tab w:val="num" w:pos="720"/>
+        </w:tabs>
+        <w:ind w:left="720" w:hanging="360"/>
+      </w:pPr>
+      <w:rPr>
+        <w:rFonts w:ascii="Symbol" w:hAnsi="Symbol" w:hint="default"/>
+        <w:sz w:val="20"/>
+      </w:rPr>
+    </w:lvl>
+    <w:lvl w:ilvl="1" w:tentative="1">
+      <w:start w:val="1"/>
+      <w:numFmt w:val="bullet"/>
+      <w:lvlText w:val="o"/>
+      <w:lvlJc w:val="left"/>
+      <w:pPr>
+        <w:tabs>
+          <w:tab w:val="num" w:pos="1440"/>
+        </w:tabs>
+        <w:ind w:left="1440" w:hanging="360"/>
+      </w:pPr>
+      <w:rPr>
+        <w:rFonts w:ascii="Courier New" w:hAnsi="Courier New" w:hint="default"/>
+        <w:sz w:val="20"/>
+      </w:rPr>
+    </w:lvl>
+    <w:lvl w:ilvl="2" w:tentative="1">
+      <w:start w:val="1"/>
+      <w:numFmt w:val="bullet"/>
+      <w:lvlText w:val=""/>
+      <w:lvlJc w:val="left"/>
+      <w:pPr>
+        <w:tabs>
+          <w:tab w:val="num" w:pos="2160"/>
+        </w:tabs>
+        <w:ind w:left="2160" w:hanging="360"/>
+      </w:pPr>
+      <w:rPr>
+        <w:rFonts w:ascii="Wingdings" w:hAnsi="Wingdings" w:hint="default"/>
+        <w:sz w:val="20"/>
+      </w:rPr>
+    </w:lvl>
+    <w:lvl w:ilvl="3" w:tentative="1">
+      <w:start w:val="1"/>
+      <w:numFmt w:val="bullet"/>
+      <w:lvlText w:val=""/>
+      <w:lvlJc w:val="left"/>
+      <w:pPr>
+        <w:tabs>
+          <w:tab w:val="num" w:pos="2880"/>
+        </w:tabs>
+        <w:ind w:left="2880" w:hanging="360"/>
+      </w:pPr>
+      <w:rPr>
+        <w:rFonts w:ascii="Wingdings" w:hAnsi="Wingdings" w:hint="default"/>
+        <w:sz w:val="20"/>
+      </w:rPr>
+    </w:lvl>
+    <w:lvl w:ilvl="4" w:tentative="1">
+      <w:start w:val="1"/>
+      <w:numFmt w:val="bullet"/>
+      <w:lvlText w:val=""/>
+      <w:lvlJc w:val="left"/>
+      <w:pPr>
+        <w:tabs>
+          <w:tab w:val="num" w:pos="3600"/>
+        </w:tabs>
+        <w:ind w:left="3600" w:hanging="360"/>
+      </w:pPr>
+      <w:rPr>
+        <w:rFonts w:ascii="Wingdings" w:hAnsi="Wingdings" w:hint="default"/>
+        <w:sz w:val="20"/>
+      </w:rPr>
+    </w:lvl>
+    <w:lvl w:ilvl="5" w:tentative="1">
+      <w:start w:val="1"/>
+      <w:numFmt w:val="bullet"/>
+      <w:lvlText w:val=""/>
+      <w:lvlJc w:val="left"/>
+      <w:pPr>
+        <w:tabs>
+          <w:tab w:val="num" w:pos="4320"/>
+        </w:tabs>
+        <w:ind w:left="4320" w:hanging="360"/>
+      </w:pPr>
+      <w:rPr>
+        <w:rFonts w:ascii="Wingdings" w:hAnsi="Wingdings" w:hint="default"/>
+        <w:sz w:val="20"/>
+      </w:rPr>
+    </w:lvl>
+    <w:lvl w:ilvl="6" w:tentative="1">
+      <w:start w:val="1"/>
+      <w:numFmt w:val="bullet"/>
+      <w:lvlText w:val=""/>
+      <w:lvlJc w:val="left"/>
+      <w:pPr>
+        <w:tabs>
+          <w:tab w:val="num" w:pos="5040"/>
+        </w:tabs>
+        <w:ind w:left="5040" w:hanging="360"/>
+      </w:pPr>
+      <w:rPr>
+        <w:rFonts w:ascii="Wingdings" w:hAnsi="Wingdings" w:hint="default"/>
+        <w:sz w:val="20"/>
+      </w:rPr>
+    </w:lvl>
+    <w:lvl w:ilvl="7" w:tentative="1">
+      <w:start w:val="1"/>
+      <w:numFmt w:val="bullet"/>
+      <w:lvlText w:val=""/>
+      <w:lvlJc w:val="left"/>
+      <w:pPr>
+        <w:tabs>
+          <w:tab w:val="num" w:pos="5760"/>
+        </w:tabs>
+        <w:ind w:left="5760" w:hanging="360"/>
+      </w:pPr>
+      <w:rPr>
+        <w:rFonts w:ascii="Wingdings" w:hAnsi="Wingdings" w:hint="default"/>
+        <w:sz w:val="20"/>
+      </w:rPr>
+    </w:lvl>
+    <w:lvl w:ilvl="8" w:tentative="1">
+      <w:start w:val="1"/>
+      <w:numFmt w:val="bullet"/>
+      <w:lvlText w:val=""/>
+      <w:lvlJc w:val="left"/>
+      <w:pPr>
+        <w:tabs>
+          <w:tab w:val="num" w:pos="6480"/>
+        </w:tabs>
+        <w:ind w:left="6480" w:hanging="360"/>
+      </w:pPr>
+      <w:rPr>
+        <w:rFonts w:ascii="Wingdings" w:hAnsi="Wingdings" w:hint="default"/>
+        <w:sz w:val="20"/>
+      </w:rPr>
+    </w:lvl>
+  </w:abstractNum>
+  <w:abstractNum w:abstractNumId="11" w15:restartNumberingAfterBreak="0">
     <w:nsid w:val="5840494F"/>
     <w:multiLevelType w:val="multilevel"/>
     <w:tmpl w:val="424CB0D2"/>
@@ -4166,7 +5996,156 @@
       </w:rPr>
     </w:lvl>
   </w:abstractNum>
-  <w:abstractNum w:abstractNumId="6" w15:restartNumberingAfterBreak="0">
+  <w:abstractNum w:abstractNumId="12" w15:restartNumberingAfterBreak="0">
+    <w:nsid w:val="5C5C0D05"/>
+    <w:multiLevelType w:val="multilevel"/>
+    <w:tmpl w:val="5ECC406E"/>
+    <w:lvl w:ilvl="0">
+      <w:start w:val="1"/>
+      <w:numFmt w:val="bullet"/>
+      <w:lvlText w:val=""/>
+      <w:lvlJc w:val="left"/>
+      <w:pPr>
+        <w:tabs>
+          <w:tab w:val="num" w:pos="720"/>
+        </w:tabs>
+        <w:ind w:left="720" w:hanging="360"/>
+      </w:pPr>
+      <w:rPr>
+        <w:rFonts w:ascii="Symbol" w:hAnsi="Symbol" w:hint="default"/>
+        <w:sz w:val="20"/>
+      </w:rPr>
+    </w:lvl>
+    <w:lvl w:ilvl="1">
+      <w:start w:val="1"/>
+      <w:numFmt w:val="bullet"/>
+      <w:lvlText w:val="o"/>
+      <w:lvlJc w:val="left"/>
+      <w:pPr>
+        <w:tabs>
+          <w:tab w:val="num" w:pos="1440"/>
+        </w:tabs>
+        <w:ind w:left="1440" w:hanging="360"/>
+      </w:pPr>
+      <w:rPr>
+        <w:rFonts w:ascii="Courier New" w:hAnsi="Courier New" w:hint="default"/>
+        <w:sz w:val="20"/>
+      </w:rPr>
+    </w:lvl>
+    <w:lvl w:ilvl="2" w:tentative="1">
+      <w:start w:val="1"/>
+      <w:numFmt w:val="bullet"/>
+      <w:lvlText w:val=""/>
+      <w:lvlJc w:val="left"/>
+      <w:pPr>
+        <w:tabs>
+          <w:tab w:val="num" w:pos="2160"/>
+        </w:tabs>
+        <w:ind w:left="2160" w:hanging="360"/>
+      </w:pPr>
+      <w:rPr>
+        <w:rFonts w:ascii="Wingdings" w:hAnsi="Wingdings" w:hint="default"/>
+        <w:sz w:val="20"/>
+      </w:rPr>
+    </w:lvl>
+    <w:lvl w:ilvl="3" w:tentative="1">
+      <w:start w:val="1"/>
+      <w:numFmt w:val="bullet"/>
+      <w:lvlText w:val=""/>
+      <w:lvlJc w:val="left"/>
+      <w:pPr>
+        <w:tabs>
+          <w:tab w:val="num" w:pos="2880"/>
+        </w:tabs>
+        <w:ind w:left="2880" w:hanging="360"/>
+      </w:pPr>
+      <w:rPr>
+        <w:rFonts w:ascii="Wingdings" w:hAnsi="Wingdings" w:hint="default"/>
+        <w:sz w:val="20"/>
+      </w:rPr>
+    </w:lvl>
+    <w:lvl w:ilvl="4" w:tentative="1">
+      <w:start w:val="1"/>
+      <w:numFmt w:val="bullet"/>
+      <w:lvlText w:val=""/>
+      <w:lvlJc w:val="left"/>
+      <w:pPr>
+        <w:tabs>
+          <w:tab w:val="num" w:pos="3600"/>
+        </w:tabs>
+        <w:ind w:left="3600" w:hanging="360"/>
+      </w:pPr>
+      <w:rPr>
+        <w:rFonts w:ascii="Wingdings" w:hAnsi="Wingdings" w:hint="default"/>
+        <w:sz w:val="20"/>
+      </w:rPr>
+    </w:lvl>
+    <w:lvl w:ilvl="5" w:tentative="1">
+      <w:start w:val="1"/>
+      <w:numFmt w:val="bullet"/>
+      <w:lvlText w:val=""/>
+      <w:lvlJc w:val="left"/>
+      <w:pPr>
+        <w:tabs>
+          <w:tab w:val="num" w:pos="4320"/>
+        </w:tabs>
+        <w:ind w:left="4320" w:hanging="360"/>
+      </w:pPr>
+      <w:rPr>
+        <w:rFonts w:ascii="Wingdings" w:hAnsi="Wingdings" w:hint="default"/>
+        <w:sz w:val="20"/>
+      </w:rPr>
+    </w:lvl>
+    <w:lvl w:ilvl="6" w:tentative="1">
+      <w:start w:val="1"/>
+      <w:numFmt w:val="bullet"/>
+      <w:lvlText w:val=""/>
+      <w:lvlJc w:val="left"/>
+      <w:pPr>
+        <w:tabs>
+          <w:tab w:val="num" w:pos="5040"/>
+        </w:tabs>
+        <w:ind w:left="5040" w:hanging="360"/>
+      </w:pPr>
+      <w:rPr>
+        <w:rFonts w:ascii="Wingdings" w:hAnsi="Wingdings" w:hint="default"/>
+        <w:sz w:val="20"/>
+      </w:rPr>
+    </w:lvl>
+    <w:lvl w:ilvl="7" w:tentative="1">
+      <w:start w:val="1"/>
+      <w:numFmt w:val="bullet"/>
+      <w:lvlText w:val=""/>
+      <w:lvlJc w:val="left"/>
+      <w:pPr>
+        <w:tabs>
+          <w:tab w:val="num" w:pos="5760"/>
+        </w:tabs>
+        <w:ind w:left="5760" w:hanging="360"/>
+      </w:pPr>
+      <w:rPr>
+        <w:rFonts w:ascii="Wingdings" w:hAnsi="Wingdings" w:hint="default"/>
+        <w:sz w:val="20"/>
+      </w:rPr>
+    </w:lvl>
+    <w:lvl w:ilvl="8" w:tentative="1">
+      <w:start w:val="1"/>
+      <w:numFmt w:val="bullet"/>
+      <w:lvlText w:val=""/>
+      <w:lvlJc w:val="left"/>
+      <w:pPr>
+        <w:tabs>
+          <w:tab w:val="num" w:pos="6480"/>
+        </w:tabs>
+        <w:ind w:left="6480" w:hanging="360"/>
+      </w:pPr>
+      <w:rPr>
+        <w:rFonts w:ascii="Wingdings" w:hAnsi="Wingdings" w:hint="default"/>
+        <w:sz w:val="20"/>
+      </w:rPr>
+    </w:lvl>
+  </w:abstractNum>
+  <w:abstractNum w:abstractNumId="13" w15:restartNumberingAfterBreak="0">
     <w:nsid w:val="607F3D48"/>
     <w:multiLevelType w:val="multilevel"/>
     <w:tmpl w:val="8B4EBB0A"/>
@@ -4315,26 +6294,351 @@
       </w:rPr>
     </w:lvl>
   </w:abstractNum>
+  <w:abstractNum w:abstractNumId="14" w15:restartNumberingAfterBreak="0">
+    <w:nsid w:val="731966C4"/>
+    <w:multiLevelType w:val="multilevel"/>
+    <w:tmpl w:val="945867D0"/>
+    <w:lvl w:ilvl="0">
+      <w:start w:val="1"/>
+      <w:numFmt w:val="bullet"/>
+      <w:lvlText w:val=""/>
+      <w:lvlJc w:val="left"/>
+      <w:pPr>
+        <w:tabs>
+          <w:tab w:val="num" w:pos="720"/>
+        </w:tabs>
+        <w:ind w:left="720" w:hanging="360"/>
+      </w:pPr>
+      <w:rPr>
+        <w:rFonts w:ascii="Symbol" w:hAnsi="Symbol" w:hint="default"/>
+        <w:sz w:val="20"/>
+      </w:rPr>
+    </w:lvl>
+    <w:lvl w:ilvl="1" w:tentative="1">
+      <w:start w:val="1"/>
+      <w:numFmt w:val="bullet"/>
+      <w:lvlText w:val="o"/>
+      <w:lvlJc w:val="left"/>
+      <w:pPr>
+        <w:tabs>
+          <w:tab w:val="num" w:pos="1440"/>
+        </w:tabs>
+        <w:ind w:left="1440" w:hanging="360"/>
+      </w:pPr>
+      <w:rPr>
+        <w:rFonts w:ascii="Courier New" w:hAnsi="Courier New" w:hint="default"/>
+        <w:sz w:val="20"/>
+      </w:rPr>
+    </w:lvl>
+    <w:lvl w:ilvl="2" w:tentative="1">
+      <w:start w:val="1"/>
+      <w:numFmt w:val="bullet"/>
+      <w:lvlText w:val=""/>
+      <w:lvlJc w:val="left"/>
+      <w:pPr>
+        <w:tabs>
+          <w:tab w:val="num" w:pos="2160"/>
+        </w:tabs>
+        <w:ind w:left="2160" w:hanging="360"/>
+      </w:pPr>
+      <w:rPr>
+        <w:rFonts w:ascii="Wingdings" w:hAnsi="Wingdings" w:hint="default"/>
+        <w:sz w:val="20"/>
+      </w:rPr>
+    </w:lvl>
+    <w:lvl w:ilvl="3" w:tentative="1">
+      <w:start w:val="1"/>
+      <w:numFmt w:val="bullet"/>
+      <w:lvlText w:val=""/>
+      <w:lvlJc w:val="left"/>
+      <w:pPr>
+        <w:tabs>
+          <w:tab w:val="num" w:pos="2880"/>
+        </w:tabs>
+        <w:ind w:left="2880" w:hanging="360"/>
+      </w:pPr>
+      <w:rPr>
+        <w:rFonts w:ascii="Wingdings" w:hAnsi="Wingdings" w:hint="default"/>
+        <w:sz w:val="20"/>
+      </w:rPr>
+    </w:lvl>
+    <w:lvl w:ilvl="4" w:tentative="1">
+      <w:start w:val="1"/>
+      <w:numFmt w:val="bullet"/>
+      <w:lvlText w:val=""/>
+      <w:lvlJc w:val="left"/>
+      <w:pPr>
+        <w:tabs>
+          <w:tab w:val="num" w:pos="3600"/>
+        </w:tabs>
+        <w:ind w:left="3600" w:hanging="360"/>
+      </w:pPr>
+      <w:rPr>
+        <w:rFonts w:ascii="Wingdings" w:hAnsi="Wingdings" w:hint="default"/>
+        <w:sz w:val="20"/>
+      </w:rPr>
+    </w:lvl>
+    <w:lvl w:ilvl="5" w:tentative="1">
+      <w:start w:val="1"/>
+      <w:numFmt w:val="bullet"/>
+      <w:lvlText w:val=""/>
+      <w:lvlJc w:val="left"/>
+      <w:pPr>
+        <w:tabs>
+          <w:tab w:val="num" w:pos="4320"/>
+        </w:tabs>
+        <w:ind w:left="4320" w:hanging="360"/>
+      </w:pPr>
+      <w:rPr>
+        <w:rFonts w:ascii="Wingdings" w:hAnsi="Wingdings" w:hint="default"/>
+        <w:sz w:val="20"/>
+      </w:rPr>
+    </w:lvl>
+    <w:lvl w:ilvl="6" w:tentative="1">
+      <w:start w:val="1"/>
+      <w:numFmt w:val="bullet"/>
+      <w:lvlText w:val=""/>
+      <w:lvlJc w:val="left"/>
+      <w:pPr>
+        <w:tabs>
+          <w:tab w:val="num" w:pos="5040"/>
+        </w:tabs>
+        <w:ind w:left="5040" w:hanging="360"/>
+      </w:pPr>
+      <w:rPr>
+        <w:rFonts w:ascii="Wingdings" w:hAnsi="Wingdings" w:hint="default"/>
+        <w:sz w:val="20"/>
+      </w:rPr>
+    </w:lvl>
+    <w:lvl w:ilvl="7" w:tentative="1">
+      <w:start w:val="1"/>
+      <w:numFmt w:val="bullet"/>
+      <w:lvlText w:val=""/>
+      <w:lvlJc w:val="left"/>
+      <w:pPr>
+        <w:tabs>
+          <w:tab w:val="num" w:pos="5760"/>
+        </w:tabs>
+        <w:ind w:left="5760" w:hanging="360"/>
+      </w:pPr>
+      <w:rPr>
+        <w:rFonts w:ascii="Wingdings" w:hAnsi="Wingdings" w:hint="default"/>
+        <w:sz w:val="20"/>
+      </w:rPr>
+    </w:lvl>
+    <w:lvl w:ilvl="8" w:tentative="1">
+      <w:start w:val="1"/>
+      <w:numFmt w:val="bullet"/>
+      <w:lvlText w:val=""/>
+      <w:lvlJc w:val="left"/>
+      <w:pPr>
+        <w:tabs>
+          <w:tab w:val="num" w:pos="6480"/>
+        </w:tabs>
+        <w:ind w:left="6480" w:hanging="360"/>
+      </w:pPr>
+      <w:rPr>
+        <w:rFonts w:ascii="Wingdings" w:hAnsi="Wingdings" w:hint="default"/>
+        <w:sz w:val="20"/>
+      </w:rPr>
+    </w:lvl>
+  </w:abstractNum>
+  <w:abstractNum w:abstractNumId="15" w15:restartNumberingAfterBreak="0">
+    <w:nsid w:val="7E15395E"/>
+    <w:multiLevelType w:val="multilevel"/>
+    <w:tmpl w:val="210C2B10"/>
+    <w:lvl w:ilvl="0">
+      <w:start w:val="1"/>
+      <w:numFmt w:val="bullet"/>
+      <w:lvlText w:val=""/>
+      <w:lvlJc w:val="left"/>
+      <w:pPr>
+        <w:tabs>
+          <w:tab w:val="num" w:pos="720"/>
+        </w:tabs>
+        <w:ind w:left="720" w:hanging="360"/>
+      </w:pPr>
+      <w:rPr>
+        <w:rFonts w:ascii="Symbol" w:hAnsi="Symbol" w:hint="default"/>
+        <w:sz w:val="20"/>
+      </w:rPr>
+    </w:lvl>
+    <w:lvl w:ilvl="1" w:tentative="1">
+      <w:start w:val="1"/>
+      <w:numFmt w:val="bullet"/>
+      <w:lvlText w:val="o"/>
+      <w:lvlJc w:val="left"/>
+      <w:pPr>
+        <w:tabs>
+          <w:tab w:val="num" w:pos="1440"/>
+        </w:tabs>
+        <w:ind w:left="1440" w:hanging="360"/>
+      </w:pPr>
+      <w:rPr>
+        <w:rFonts w:ascii="Courier New" w:hAnsi="Courier New" w:hint="default"/>
+        <w:sz w:val="20"/>
+      </w:rPr>
+    </w:lvl>
+    <w:lvl w:ilvl="2" w:tentative="1">
+      <w:start w:val="1"/>
+      <w:numFmt w:val="bullet"/>
+      <w:lvlText w:val=""/>
+      <w:lvlJc w:val="left"/>
+      <w:pPr>
+        <w:tabs>
+          <w:tab w:val="num" w:pos="2160"/>
+        </w:tabs>
+        <w:ind w:left="2160" w:hanging="360"/>
+      </w:pPr>
+      <w:rPr>
+        <w:rFonts w:ascii="Wingdings" w:hAnsi="Wingdings" w:hint="default"/>
+        <w:sz w:val="20"/>
+      </w:rPr>
+    </w:lvl>
+    <w:lvl w:ilvl="3" w:tentative="1">
+      <w:start w:val="1"/>
+      <w:numFmt w:val="bullet"/>
+      <w:lvlText w:val=""/>
+      <w:lvlJc w:val="left"/>
+      <w:pPr>
+        <w:tabs>
+          <w:tab w:val="num" w:pos="2880"/>
+        </w:tabs>
+        <w:ind w:left="2880" w:hanging="360"/>
+      </w:pPr>
+      <w:rPr>
+        <w:rFonts w:ascii="Wingdings" w:hAnsi="Wingdings" w:hint="default"/>
+        <w:sz w:val="20"/>
+      </w:rPr>
+    </w:lvl>
+    <w:lvl w:ilvl="4" w:tentative="1">
+      <w:start w:val="1"/>
+      <w:numFmt w:val="bullet"/>
+      <w:lvlText w:val=""/>
+      <w:lvlJc w:val="left"/>
+      <w:pPr>
+        <w:tabs>
+          <w:tab w:val="num" w:pos="3600"/>
+        </w:tabs>
+        <w:ind w:left="3600" w:hanging="360"/>
+      </w:pPr>
+      <w:rPr>
+        <w:rFonts w:ascii="Wingdings" w:hAnsi="Wingdings" w:hint="default"/>
+        <w:sz w:val="20"/>
+      </w:rPr>
+    </w:lvl>
+    <w:lvl w:ilvl="5" w:tentative="1">
+      <w:start w:val="1"/>
+      <w:numFmt w:val="bullet"/>
+      <w:lvlText w:val=""/>
+      <w:lvlJc w:val="left"/>
+      <w:pPr>
+        <w:tabs>
+          <w:tab w:val="num" w:pos="4320"/>
+        </w:tabs>
+        <w:ind w:left="4320" w:hanging="360"/>
+      </w:pPr>
+      <w:rPr>
+        <w:rFonts w:ascii="Wingdings" w:hAnsi="Wingdings" w:hint="default"/>
+        <w:sz w:val="20"/>
+      </w:rPr>
+    </w:lvl>
+    <w:lvl w:ilvl="6" w:tentative="1">
+      <w:start w:val="1"/>
+      <w:numFmt w:val="bullet"/>
+      <w:lvlText w:val=""/>
+      <w:lvlJc w:val="left"/>
+      <w:pPr>
+        <w:tabs>
+          <w:tab w:val="num" w:pos="5040"/>
+        </w:tabs>
+        <w:ind w:left="5040" w:hanging="360"/>
+      </w:pPr>
+      <w:rPr>
+        <w:rFonts w:ascii="Wingdings" w:hAnsi="Wingdings" w:hint="default"/>
+        <w:sz w:val="20"/>
+      </w:rPr>
+    </w:lvl>
+    <w:lvl w:ilvl="7" w:tentative="1">
+      <w:start w:val="1"/>
+      <w:numFmt w:val="bullet"/>
+      <w:lvlText w:val=""/>
+      <w:lvlJc w:val="left"/>
+      <w:pPr>
+        <w:tabs>
+          <w:tab w:val="num" w:pos="5760"/>
+        </w:tabs>
+        <w:ind w:left="5760" w:hanging="360"/>
+      </w:pPr>
+      <w:rPr>
+        <w:rFonts w:ascii="Wingdings" w:hAnsi="Wingdings" w:hint="default"/>
+        <w:sz w:val="20"/>
+      </w:rPr>
+    </w:lvl>
+    <w:lvl w:ilvl="8" w:tentative="1">
+      <w:start w:val="1"/>
+      <w:numFmt w:val="bullet"/>
+      <w:lvlText w:val=""/>
+      <w:lvlJc w:val="left"/>
+      <w:pPr>
+        <w:tabs>
+          <w:tab w:val="num" w:pos="6480"/>
+        </w:tabs>
+        <w:ind w:left="6480" w:hanging="360"/>
+      </w:pPr>
+      <w:rPr>
+        <w:rFonts w:ascii="Wingdings" w:hAnsi="Wingdings" w:hint="default"/>
+        <w:sz w:val="20"/>
+      </w:rPr>
+    </w:lvl>
+  </w:abstractNum>
   <w:num w:numId="1" w16cid:durableId="221991224">
-    <w:abstractNumId w:val="6"/>
+    <w:abstractNumId w:val="13"/>
   </w:num>
   <w:num w:numId="2" w16cid:durableId="1305963063">
     <w:abstractNumId w:val="0"/>
   </w:num>
   <w:num w:numId="3" w16cid:durableId="1074666993">
+    <w:abstractNumId w:val="7"/>
+  </w:num>
+  <w:num w:numId="4" w16cid:durableId="1253782918">
+    <w:abstractNumId w:val="5"/>
+  </w:num>
+  <w:num w:numId="5" w16cid:durableId="1868446649">
+    <w:abstractNumId w:val="3"/>
+  </w:num>
+  <w:num w:numId="6" w16cid:durableId="2000382614">
     <w:abstractNumId w:val="4"/>
   </w:num>
-  <w:num w:numId="4" w16cid:durableId="1253782918">
-    <w:abstractNumId w:val="3"/>
+  <w:num w:numId="7" w16cid:durableId="1814372580">
+    <w:abstractNumId w:val="11"/>
   </w:num>
-  <w:num w:numId="5" w16cid:durableId="1868446649">
+  <w:num w:numId="8" w16cid:durableId="407848073">
+    <w:abstractNumId w:val="14"/>
+  </w:num>
+  <w:num w:numId="9" w16cid:durableId="1120150868">
+    <w:abstractNumId w:val="15"/>
+  </w:num>
+  <w:num w:numId="10" w16cid:durableId="1304390045">
+    <w:abstractNumId w:val="10"/>
+  </w:num>
+  <w:num w:numId="11" w16cid:durableId="2023781163">
+    <w:abstractNumId w:val="8"/>
+  </w:num>
+  <w:num w:numId="12" w16cid:durableId="1873112383">
+    <w:abstractNumId w:val="2"/>
+  </w:num>
+  <w:num w:numId="13" w16cid:durableId="9258361">
+    <w:abstractNumId w:val="9"/>
+  </w:num>
+  <w:num w:numId="14" w16cid:durableId="1883713027">
     <w:abstractNumId w:val="1"/>
   </w:num>
-  <w:num w:numId="6" w16cid:durableId="2000382614">
-    <w:abstractNumId w:val="2"/>
+  <w:num w:numId="15" w16cid:durableId="332489632">
+    <w:abstractNumId w:val="12"/>
   </w:num>
-  <w:num w:numId="7" w16cid:durableId="1814372580">
-    <w:abstractNumId w:val="5"/>
+  <w:num w:numId="16" w16cid:durableId="1273321354">
+    <w:abstractNumId w:val="6"/>
   </w:num>
 </w:numbering>
 </file>
